--- a/4. RESULTADOS/Resultados_mecanismos/T01_primer_eslabon_cinco_medidas.docx
+++ b/4. RESULTADOS/Resultados_mecanismos/T01_primer_eslabon_cinco_medidas.docx
@@ -711,7 +711,7 @@
                 <w:szCs w:val="22"/>
                 <w:color w:val="000000"/>
               </w:rPr>
-              <w:t xml:space="preserve">4.030</w:t>
+              <w:t xml:space="preserve">4.038</w:t>
             </w:r>
           </w:p>
         </w:tc>
@@ -766,7 +766,7 @@
                 <w:szCs w:val="22"/>
                 <w:color w:val="000000"/>
               </w:rPr>
-              <w:t xml:space="preserve">2.921</w:t>
+              <w:t xml:space="preserve">2.922</w:t>
             </w:r>
           </w:p>
         </w:tc>
@@ -821,7 +821,7 @@
                 <w:szCs w:val="22"/>
                 <w:color w:val="000000"/>
               </w:rPr>
-              <w:t xml:space="preserve">5.139</w:t>
+              <w:t xml:space="preserve">5.153</w:t>
             </w:r>
           </w:p>
         </w:tc>
@@ -1041,7 +1041,7 @@
                 <w:szCs w:val="22"/>
                 <w:color w:val="000000"/>
               </w:rPr>
-              <w:t xml:space="preserve">44,611</w:t>
+              <w:t xml:space="preserve">44,614</w:t>
             </w:r>
           </w:p>
         </w:tc>
@@ -1211,62 +1211,62 @@
                 <w:szCs w:val="22"/>
                 <w:color w:val="000000"/>
               </w:rPr>
-              <w:t xml:space="preserve">4.797</w:t>
-            </w:r>
-          </w:p>
-        </w:tc>
-        <w:tc>
-          <w:tcPr>
-            <w:tcBorders>
-              <w:bottom w:val="none" w:sz="0" w:space="0" w:color="000000"/>
-              <w:top w:val="none" w:sz="0" w:space="0" w:color="000000"/>
-              <w:left w:val="none" w:sz="0" w:space="0" w:color="000000"/>
-              <w:right w:val="none" w:sz="0" w:space="0" w:color="000000"/>
-            </w:tcBorders>
-            <w:shd w:val="clear" w:color="auto" w:fill="FFFFFF"/>
-            <w:tcMar>
-              <w:top w:w="0" w:type="dxa"/>
-              <w:bottom w:w="0" w:type="dxa"/>
-              <w:left w:w="0" w:type="dxa"/>
-              <w:right w:w="0" w:type="dxa"/>
-            </w:tcMar>
-            <w:vAlign w:val="center"/>
-          </w:tcPr>
-          <w:p>
-            <w:pPr>
-              <w:pStyle w:val="Normal"/>
-              <w:jc w:val="right"/>
-              <w:pBdr>
-                <w:bottom w:val="none" w:sz="0" w:space="0" w:color="000000"/>
-                <w:top w:val="none" w:sz="0" w:space="0" w:color="000000"/>
-                <w:left w:val="none" w:sz="0" w:space="0" w:color="000000"/>
-                <w:right w:val="none" w:sz="0" w:space="0" w:color="000000"/>
-              </w:pBdr>
-              <w:spacing w:after="100" w:before="100" w:line="240"/>
-              <w:ind w:left="100" w:right="100" w:firstLine="0" w:firstLineChars="0"/>
-              <w:rPr>
-                <w:rFonts w:ascii="Arial" w:hAnsi="Arial" w:eastAsia="Arial" w:cs="Arial"/>
-                <w:i w:val="false"/>
-                <w:b w:val="false"/>
-                <w:u w:val="none"/>
-                <w:strike w:val="false"/>
-                <w:sz w:val="22"/>
-                <w:szCs w:val="22"/>
-                <w:color w:val="000000"/>
-              </w:rPr>
-            </w:pPr>
-            <w:r>
-              <w:rPr>
-                <w:rFonts w:ascii="Arial" w:hAnsi="Arial" w:eastAsia="Arial" w:cs="Arial"/>
-                <w:i w:val="false"/>
-                <w:b w:val="false"/>
-                <w:u w:val="none"/>
-                <w:strike w:val="false"/>
-                <w:sz w:val="22"/>
-                <w:szCs w:val="22"/>
-                <w:color w:val="000000"/>
-              </w:rPr>
-              <w:t xml:space="preserve">3.609</w:t>
+              <w:t xml:space="preserve">4.790</w:t>
+            </w:r>
+          </w:p>
+        </w:tc>
+        <w:tc>
+          <w:tcPr>
+            <w:tcBorders>
+              <w:bottom w:val="none" w:sz="0" w:space="0" w:color="000000"/>
+              <w:top w:val="none" w:sz="0" w:space="0" w:color="000000"/>
+              <w:left w:val="none" w:sz="0" w:space="0" w:color="000000"/>
+              <w:right w:val="none" w:sz="0" w:space="0" w:color="000000"/>
+            </w:tcBorders>
+            <w:shd w:val="clear" w:color="auto" w:fill="FFFFFF"/>
+            <w:tcMar>
+              <w:top w:w="0" w:type="dxa"/>
+              <w:bottom w:w="0" w:type="dxa"/>
+              <w:left w:w="0" w:type="dxa"/>
+              <w:right w:w="0" w:type="dxa"/>
+            </w:tcMar>
+            <w:vAlign w:val="center"/>
+          </w:tcPr>
+          <w:p>
+            <w:pPr>
+              <w:pStyle w:val="Normal"/>
+              <w:jc w:val="right"/>
+              <w:pBdr>
+                <w:bottom w:val="none" w:sz="0" w:space="0" w:color="000000"/>
+                <w:top w:val="none" w:sz="0" w:space="0" w:color="000000"/>
+                <w:left w:val="none" w:sz="0" w:space="0" w:color="000000"/>
+                <w:right w:val="none" w:sz="0" w:space="0" w:color="000000"/>
+              </w:pBdr>
+              <w:spacing w:after="100" w:before="100" w:line="240"/>
+              <w:ind w:left="100" w:right="100" w:firstLine="0" w:firstLineChars="0"/>
+              <w:rPr>
+                <w:rFonts w:ascii="Arial" w:hAnsi="Arial" w:eastAsia="Arial" w:cs="Arial"/>
+                <w:i w:val="false"/>
+                <w:b w:val="false"/>
+                <w:u w:val="none"/>
+                <w:strike w:val="false"/>
+                <w:sz w:val="22"/>
+                <w:szCs w:val="22"/>
+                <w:color w:val="000000"/>
+              </w:rPr>
+            </w:pPr>
+            <w:r>
+              <w:rPr>
+                <w:rFonts w:ascii="Arial" w:hAnsi="Arial" w:eastAsia="Arial" w:cs="Arial"/>
+                <w:i w:val="false"/>
+                <w:b w:val="false"/>
+                <w:u w:val="none"/>
+                <w:strike w:val="false"/>
+                <w:sz w:val="22"/>
+                <w:szCs w:val="22"/>
+                <w:color w:val="000000"/>
+              </w:rPr>
+              <w:t xml:space="preserve">3.596</w:t>
             </w:r>
           </w:p>
         </w:tc>
@@ -1541,7 +1541,7 @@
                 <w:szCs w:val="22"/>
                 <w:color w:val="000000"/>
               </w:rPr>
-              <w:t xml:space="preserve">44,611</w:t>
+              <w:t xml:space="preserve">44,614</w:t>
             </w:r>
           </w:p>
         </w:tc>
@@ -1711,172 +1711,172 @@
                 <w:szCs w:val="22"/>
                 <w:color w:val="000000"/>
               </w:rPr>
-              <w:t xml:space="preserve">-1.125</w:t>
-            </w:r>
-          </w:p>
-        </w:tc>
-        <w:tc>
-          <w:tcPr>
-            <w:tcBorders>
-              <w:bottom w:val="none" w:sz="0" w:space="0" w:color="000000"/>
-              <w:top w:val="none" w:sz="0" w:space="0" w:color="000000"/>
-              <w:left w:val="none" w:sz="0" w:space="0" w:color="000000"/>
-              <w:right w:val="none" w:sz="0" w:space="0" w:color="000000"/>
-            </w:tcBorders>
-            <w:shd w:val="clear" w:color="auto" w:fill="FFFFFF"/>
-            <w:tcMar>
-              <w:top w:w="0" w:type="dxa"/>
-              <w:bottom w:w="0" w:type="dxa"/>
-              <w:left w:w="0" w:type="dxa"/>
-              <w:right w:w="0" w:type="dxa"/>
-            </w:tcMar>
-            <w:vAlign w:val="center"/>
-          </w:tcPr>
-          <w:p>
-            <w:pPr>
-              <w:pStyle w:val="Normal"/>
-              <w:jc w:val="right"/>
-              <w:pBdr>
-                <w:bottom w:val="none" w:sz="0" w:space="0" w:color="000000"/>
-                <w:top w:val="none" w:sz="0" w:space="0" w:color="000000"/>
-                <w:left w:val="none" w:sz="0" w:space="0" w:color="000000"/>
-                <w:right w:val="none" w:sz="0" w:space="0" w:color="000000"/>
-              </w:pBdr>
-              <w:spacing w:after="100" w:before="100" w:line="240"/>
-              <w:ind w:left="100" w:right="100" w:firstLine="0" w:firstLineChars="0"/>
-              <w:rPr>
-                <w:rFonts w:ascii="Arial" w:hAnsi="Arial" w:eastAsia="Arial" w:cs="Arial"/>
-                <w:i w:val="false"/>
-                <w:b w:val="false"/>
-                <w:u w:val="none"/>
-                <w:strike w:val="false"/>
-                <w:sz w:val="22"/>
-                <w:szCs w:val="22"/>
-                <w:color w:val="000000"/>
-              </w:rPr>
-            </w:pPr>
-            <w:r>
-              <w:rPr>
-                <w:rFonts w:ascii="Arial" w:hAnsi="Arial" w:eastAsia="Arial" w:cs="Arial"/>
-                <w:i w:val="false"/>
-                <w:b w:val="false"/>
-                <w:u w:val="none"/>
-                <w:strike w:val="false"/>
-                <w:sz w:val="22"/>
-                <w:szCs w:val="22"/>
-                <w:color w:val="000000"/>
-              </w:rPr>
-              <w:t xml:space="preserve">-1.900</w:t>
-            </w:r>
-          </w:p>
-        </w:tc>
-        <w:tc>
-          <w:tcPr>
-            <w:tcBorders>
-              <w:bottom w:val="none" w:sz="0" w:space="0" w:color="000000"/>
-              <w:top w:val="none" w:sz="0" w:space="0" w:color="000000"/>
-              <w:left w:val="none" w:sz="0" w:space="0" w:color="000000"/>
-              <w:right w:val="none" w:sz="0" w:space="0" w:color="000000"/>
-            </w:tcBorders>
-            <w:shd w:val="clear" w:color="auto" w:fill="FFFFFF"/>
-            <w:tcMar>
-              <w:top w:w="0" w:type="dxa"/>
-              <w:bottom w:w="0" w:type="dxa"/>
-              <w:left w:w="0" w:type="dxa"/>
-              <w:right w:w="0" w:type="dxa"/>
-            </w:tcMar>
-            <w:vAlign w:val="center"/>
-          </w:tcPr>
-          <w:p>
-            <w:pPr>
-              <w:pStyle w:val="Normal"/>
-              <w:jc w:val="right"/>
-              <w:pBdr>
-                <w:bottom w:val="none" w:sz="0" w:space="0" w:color="000000"/>
-                <w:top w:val="none" w:sz="0" w:space="0" w:color="000000"/>
-                <w:left w:val="none" w:sz="0" w:space="0" w:color="000000"/>
-                <w:right w:val="none" w:sz="0" w:space="0" w:color="000000"/>
-              </w:pBdr>
-              <w:spacing w:after="100" w:before="100" w:line="240"/>
-              <w:ind w:left="100" w:right="100" w:firstLine="0" w:firstLineChars="0"/>
-              <w:rPr>
-                <w:rFonts w:ascii="Arial" w:hAnsi="Arial" w:eastAsia="Arial" w:cs="Arial"/>
-                <w:i w:val="false"/>
-                <w:b w:val="false"/>
-                <w:u w:val="none"/>
-                <w:strike w:val="false"/>
-                <w:sz w:val="22"/>
-                <w:szCs w:val="22"/>
-                <w:color w:val="000000"/>
-              </w:rPr>
-            </w:pPr>
-            <w:r>
-              <w:rPr>
-                <w:rFonts w:ascii="Arial" w:hAnsi="Arial" w:eastAsia="Arial" w:cs="Arial"/>
-                <w:i w:val="false"/>
-                <w:b w:val="false"/>
-                <w:u w:val="none"/>
-                <w:strike w:val="false"/>
-                <w:sz w:val="22"/>
-                <w:szCs w:val="22"/>
-                <w:color w:val="000000"/>
-              </w:rPr>
-              <w:t xml:space="preserve">-0.350</w:t>
-            </w:r>
-          </w:p>
-        </w:tc>
-        <w:tc>
-          <w:tcPr>
-            <w:tcBorders>
-              <w:bottom w:val="none" w:sz="0" w:space="0" w:color="000000"/>
-              <w:top w:val="none" w:sz="0" w:space="0" w:color="000000"/>
-              <w:left w:val="none" w:sz="0" w:space="0" w:color="000000"/>
-              <w:right w:val="none" w:sz="0" w:space="0" w:color="000000"/>
-            </w:tcBorders>
-            <w:shd w:val="clear" w:color="auto" w:fill="FFFFFF"/>
-            <w:tcMar>
-              <w:top w:w="0" w:type="dxa"/>
-              <w:bottom w:w="0" w:type="dxa"/>
-              <w:left w:w="0" w:type="dxa"/>
-              <w:right w:w="0" w:type="dxa"/>
-            </w:tcMar>
-            <w:vAlign w:val="center"/>
-          </w:tcPr>
-          <w:p>
-            <w:pPr>
-              <w:pStyle w:val="Normal"/>
-              <w:jc w:val="right"/>
-              <w:pBdr>
-                <w:bottom w:val="none" w:sz="0" w:space="0" w:color="000000"/>
-                <w:top w:val="none" w:sz="0" w:space="0" w:color="000000"/>
-                <w:left w:val="none" w:sz="0" w:space="0" w:color="000000"/>
-                <w:right w:val="none" w:sz="0" w:space="0" w:color="000000"/>
-              </w:pBdr>
-              <w:spacing w:after="100" w:before="100" w:line="240"/>
-              <w:ind w:left="100" w:right="100" w:firstLine="0" w:firstLineChars="0"/>
-              <w:rPr>
-                <w:rFonts w:ascii="Arial" w:hAnsi="Arial" w:eastAsia="Arial" w:cs="Arial"/>
-                <w:i w:val="false"/>
-                <w:b w:val="false"/>
-                <w:u w:val="none"/>
-                <w:strike w:val="false"/>
-                <w:sz w:val="22"/>
-                <w:szCs w:val="22"/>
-                <w:color w:val="000000"/>
-              </w:rPr>
-            </w:pPr>
-            <w:r>
-              <w:rPr>
-                <w:rFonts w:ascii="Arial" w:hAnsi="Arial" w:eastAsia="Arial" w:cs="Arial"/>
-                <w:i w:val="false"/>
-                <w:b w:val="false"/>
-                <w:u w:val="none"/>
-                <w:strike w:val="false"/>
-                <w:sz w:val="22"/>
-                <w:szCs w:val="22"/>
-                <w:color w:val="000000"/>
-              </w:rPr>
-              <w:t xml:space="preserve">0.004</w:t>
+              <w:t xml:space="preserve">-1.000</w:t>
+            </w:r>
+          </w:p>
+        </w:tc>
+        <w:tc>
+          <w:tcPr>
+            <w:tcBorders>
+              <w:bottom w:val="none" w:sz="0" w:space="0" w:color="000000"/>
+              <w:top w:val="none" w:sz="0" w:space="0" w:color="000000"/>
+              <w:left w:val="none" w:sz="0" w:space="0" w:color="000000"/>
+              <w:right w:val="none" w:sz="0" w:space="0" w:color="000000"/>
+            </w:tcBorders>
+            <w:shd w:val="clear" w:color="auto" w:fill="FFFFFF"/>
+            <w:tcMar>
+              <w:top w:w="0" w:type="dxa"/>
+              <w:bottom w:w="0" w:type="dxa"/>
+              <w:left w:w="0" w:type="dxa"/>
+              <w:right w:w="0" w:type="dxa"/>
+            </w:tcMar>
+            <w:vAlign w:val="center"/>
+          </w:tcPr>
+          <w:p>
+            <w:pPr>
+              <w:pStyle w:val="Normal"/>
+              <w:jc w:val="right"/>
+              <w:pBdr>
+                <w:bottom w:val="none" w:sz="0" w:space="0" w:color="000000"/>
+                <w:top w:val="none" w:sz="0" w:space="0" w:color="000000"/>
+                <w:left w:val="none" w:sz="0" w:space="0" w:color="000000"/>
+                <w:right w:val="none" w:sz="0" w:space="0" w:color="000000"/>
+              </w:pBdr>
+              <w:spacing w:after="100" w:before="100" w:line="240"/>
+              <w:ind w:left="100" w:right="100" w:firstLine="0" w:firstLineChars="0"/>
+              <w:rPr>
+                <w:rFonts w:ascii="Arial" w:hAnsi="Arial" w:eastAsia="Arial" w:cs="Arial"/>
+                <w:i w:val="false"/>
+                <w:b w:val="false"/>
+                <w:u w:val="none"/>
+                <w:strike w:val="false"/>
+                <w:sz w:val="22"/>
+                <w:szCs w:val="22"/>
+                <w:color w:val="000000"/>
+              </w:rPr>
+            </w:pPr>
+            <w:r>
+              <w:rPr>
+                <w:rFonts w:ascii="Arial" w:hAnsi="Arial" w:eastAsia="Arial" w:cs="Arial"/>
+                <w:i w:val="false"/>
+                <w:b w:val="false"/>
+                <w:u w:val="none"/>
+                <w:strike w:val="false"/>
+                <w:sz w:val="22"/>
+                <w:szCs w:val="22"/>
+                <w:color w:val="000000"/>
+              </w:rPr>
+              <w:t xml:space="preserve">-1.779</w:t>
+            </w:r>
+          </w:p>
+        </w:tc>
+        <w:tc>
+          <w:tcPr>
+            <w:tcBorders>
+              <w:bottom w:val="none" w:sz="0" w:space="0" w:color="000000"/>
+              <w:top w:val="none" w:sz="0" w:space="0" w:color="000000"/>
+              <w:left w:val="none" w:sz="0" w:space="0" w:color="000000"/>
+              <w:right w:val="none" w:sz="0" w:space="0" w:color="000000"/>
+            </w:tcBorders>
+            <w:shd w:val="clear" w:color="auto" w:fill="FFFFFF"/>
+            <w:tcMar>
+              <w:top w:w="0" w:type="dxa"/>
+              <w:bottom w:w="0" w:type="dxa"/>
+              <w:left w:w="0" w:type="dxa"/>
+              <w:right w:w="0" w:type="dxa"/>
+            </w:tcMar>
+            <w:vAlign w:val="center"/>
+          </w:tcPr>
+          <w:p>
+            <w:pPr>
+              <w:pStyle w:val="Normal"/>
+              <w:jc w:val="right"/>
+              <w:pBdr>
+                <w:bottom w:val="none" w:sz="0" w:space="0" w:color="000000"/>
+                <w:top w:val="none" w:sz="0" w:space="0" w:color="000000"/>
+                <w:left w:val="none" w:sz="0" w:space="0" w:color="000000"/>
+                <w:right w:val="none" w:sz="0" w:space="0" w:color="000000"/>
+              </w:pBdr>
+              <w:spacing w:after="100" w:before="100" w:line="240"/>
+              <w:ind w:left="100" w:right="100" w:firstLine="0" w:firstLineChars="0"/>
+              <w:rPr>
+                <w:rFonts w:ascii="Arial" w:hAnsi="Arial" w:eastAsia="Arial" w:cs="Arial"/>
+                <w:i w:val="false"/>
+                <w:b w:val="false"/>
+                <w:u w:val="none"/>
+                <w:strike w:val="false"/>
+                <w:sz w:val="22"/>
+                <w:szCs w:val="22"/>
+                <w:color w:val="000000"/>
+              </w:rPr>
+            </w:pPr>
+            <w:r>
+              <w:rPr>
+                <w:rFonts w:ascii="Arial" w:hAnsi="Arial" w:eastAsia="Arial" w:cs="Arial"/>
+                <w:i w:val="false"/>
+                <w:b w:val="false"/>
+                <w:u w:val="none"/>
+                <w:strike w:val="false"/>
+                <w:sz w:val="22"/>
+                <w:szCs w:val="22"/>
+                <w:color w:val="000000"/>
+              </w:rPr>
+              <w:t xml:space="preserve">-0.221</w:t>
+            </w:r>
+          </w:p>
+        </w:tc>
+        <w:tc>
+          <w:tcPr>
+            <w:tcBorders>
+              <w:bottom w:val="none" w:sz="0" w:space="0" w:color="000000"/>
+              <w:top w:val="none" w:sz="0" w:space="0" w:color="000000"/>
+              <w:left w:val="none" w:sz="0" w:space="0" w:color="000000"/>
+              <w:right w:val="none" w:sz="0" w:space="0" w:color="000000"/>
+            </w:tcBorders>
+            <w:shd w:val="clear" w:color="auto" w:fill="FFFFFF"/>
+            <w:tcMar>
+              <w:top w:w="0" w:type="dxa"/>
+              <w:bottom w:w="0" w:type="dxa"/>
+              <w:left w:w="0" w:type="dxa"/>
+              <w:right w:w="0" w:type="dxa"/>
+            </w:tcMar>
+            <w:vAlign w:val="center"/>
+          </w:tcPr>
+          <w:p>
+            <w:pPr>
+              <w:pStyle w:val="Normal"/>
+              <w:jc w:val="right"/>
+              <w:pBdr>
+                <w:bottom w:val="none" w:sz="0" w:space="0" w:color="000000"/>
+                <w:top w:val="none" w:sz="0" w:space="0" w:color="000000"/>
+                <w:left w:val="none" w:sz="0" w:space="0" w:color="000000"/>
+                <w:right w:val="none" w:sz="0" w:space="0" w:color="000000"/>
+              </w:pBdr>
+              <w:spacing w:after="100" w:before="100" w:line="240"/>
+              <w:ind w:left="100" w:right="100" w:firstLine="0" w:firstLineChars="0"/>
+              <w:rPr>
+                <w:rFonts w:ascii="Arial" w:hAnsi="Arial" w:eastAsia="Arial" w:cs="Arial"/>
+                <w:i w:val="false"/>
+                <w:b w:val="false"/>
+                <w:u w:val="none"/>
+                <w:strike w:val="false"/>
+                <w:sz w:val="22"/>
+                <w:szCs w:val="22"/>
+                <w:color w:val="000000"/>
+              </w:rPr>
+            </w:pPr>
+            <w:r>
+              <w:rPr>
+                <w:rFonts w:ascii="Arial" w:hAnsi="Arial" w:eastAsia="Arial" w:cs="Arial"/>
+                <w:i w:val="false"/>
+                <w:b w:val="false"/>
+                <w:u w:val="none"/>
+                <w:strike w:val="false"/>
+                <w:sz w:val="22"/>
+                <w:szCs w:val="22"/>
+                <w:color w:val="000000"/>
+              </w:rPr>
+              <w:t xml:space="preserve">0.012</w:t>
             </w:r>
           </w:p>
         </w:tc>
@@ -1931,7 +1931,7 @@
                 <w:szCs w:val="22"/>
                 <w:color w:val="000000"/>
               </w:rPr>
-              <w:t xml:space="preserve">***</w:t>
+              <w:t xml:space="preserve">**</w:t>
             </w:r>
           </w:p>
         </w:tc>
@@ -2041,7 +2041,7 @@
                 <w:szCs w:val="22"/>
                 <w:color w:val="000000"/>
               </w:rPr>
-              <w:t xml:space="preserve">44,611</w:t>
+              <w:t xml:space="preserve">44,614</w:t>
             </w:r>
           </w:p>
         </w:tc>
@@ -2211,172 +2211,172 @@
                 <w:szCs w:val="22"/>
                 <w:color w:val="000000"/>
               </w:rPr>
-              <w:t xml:space="preserve">0.236</w:t>
-            </w:r>
-          </w:p>
-        </w:tc>
-        <w:tc>
-          <w:tcPr>
-            <w:tcBorders>
-              <w:bottom w:val="none" w:sz="0" w:space="0" w:color="000000"/>
-              <w:top w:val="none" w:sz="0" w:space="0" w:color="000000"/>
-              <w:left w:val="none" w:sz="0" w:space="0" w:color="000000"/>
-              <w:right w:val="none" w:sz="0" w:space="0" w:color="000000"/>
-            </w:tcBorders>
-            <w:shd w:val="clear" w:color="auto" w:fill="FFFFFF"/>
-            <w:tcMar>
-              <w:top w:w="0" w:type="dxa"/>
-              <w:bottom w:w="0" w:type="dxa"/>
-              <w:left w:w="0" w:type="dxa"/>
-              <w:right w:w="0" w:type="dxa"/>
-            </w:tcMar>
-            <w:vAlign w:val="center"/>
-          </w:tcPr>
-          <w:p>
-            <w:pPr>
-              <w:pStyle w:val="Normal"/>
-              <w:jc w:val="right"/>
-              <w:pBdr>
-                <w:bottom w:val="none" w:sz="0" w:space="0" w:color="000000"/>
-                <w:top w:val="none" w:sz="0" w:space="0" w:color="000000"/>
-                <w:left w:val="none" w:sz="0" w:space="0" w:color="000000"/>
-                <w:right w:val="none" w:sz="0" w:space="0" w:color="000000"/>
-              </w:pBdr>
-              <w:spacing w:after="100" w:before="100" w:line="240"/>
-              <w:ind w:left="100" w:right="100" w:firstLine="0" w:firstLineChars="0"/>
-              <w:rPr>
-                <w:rFonts w:ascii="Arial" w:hAnsi="Arial" w:eastAsia="Arial" w:cs="Arial"/>
-                <w:i w:val="false"/>
-                <w:b w:val="false"/>
-                <w:u w:val="none"/>
-                <w:strike w:val="false"/>
-                <w:sz w:val="22"/>
-                <w:szCs w:val="22"/>
-                <w:color w:val="000000"/>
-              </w:rPr>
-            </w:pPr>
-            <w:r>
-              <w:rPr>
-                <w:rFonts w:ascii="Arial" w:hAnsi="Arial" w:eastAsia="Arial" w:cs="Arial"/>
-                <w:i w:val="false"/>
-                <w:b w:val="false"/>
-                <w:u w:val="none"/>
-                <w:strike w:val="false"/>
-                <w:sz w:val="22"/>
-                <w:szCs w:val="22"/>
-                <w:color w:val="000000"/>
-              </w:rPr>
-              <w:t xml:space="preserve">-0.758</w:t>
-            </w:r>
-          </w:p>
-        </w:tc>
-        <w:tc>
-          <w:tcPr>
-            <w:tcBorders>
-              <w:bottom w:val="none" w:sz="0" w:space="0" w:color="000000"/>
-              <w:top w:val="none" w:sz="0" w:space="0" w:color="000000"/>
-              <w:left w:val="none" w:sz="0" w:space="0" w:color="000000"/>
-              <w:right w:val="none" w:sz="0" w:space="0" w:color="000000"/>
-            </w:tcBorders>
-            <w:shd w:val="clear" w:color="auto" w:fill="FFFFFF"/>
-            <w:tcMar>
-              <w:top w:w="0" w:type="dxa"/>
-              <w:bottom w:w="0" w:type="dxa"/>
-              <w:left w:w="0" w:type="dxa"/>
-              <w:right w:w="0" w:type="dxa"/>
-            </w:tcMar>
-            <w:vAlign w:val="center"/>
-          </w:tcPr>
-          <w:p>
-            <w:pPr>
-              <w:pStyle w:val="Normal"/>
-              <w:jc w:val="right"/>
-              <w:pBdr>
-                <w:bottom w:val="none" w:sz="0" w:space="0" w:color="000000"/>
-                <w:top w:val="none" w:sz="0" w:space="0" w:color="000000"/>
-                <w:left w:val="none" w:sz="0" w:space="0" w:color="000000"/>
-                <w:right w:val="none" w:sz="0" w:space="0" w:color="000000"/>
-              </w:pBdr>
-              <w:spacing w:after="100" w:before="100" w:line="240"/>
-              <w:ind w:left="100" w:right="100" w:firstLine="0" w:firstLineChars="0"/>
-              <w:rPr>
-                <w:rFonts w:ascii="Arial" w:hAnsi="Arial" w:eastAsia="Arial" w:cs="Arial"/>
-                <w:i w:val="false"/>
-                <w:b w:val="false"/>
-                <w:u w:val="none"/>
-                <w:strike w:val="false"/>
-                <w:sz w:val="22"/>
-                <w:szCs w:val="22"/>
-                <w:color w:val="000000"/>
-              </w:rPr>
-            </w:pPr>
-            <w:r>
-              <w:rPr>
-                <w:rFonts w:ascii="Arial" w:hAnsi="Arial" w:eastAsia="Arial" w:cs="Arial"/>
-                <w:i w:val="false"/>
-                <w:b w:val="false"/>
-                <w:u w:val="none"/>
-                <w:strike w:val="false"/>
-                <w:sz w:val="22"/>
-                <w:szCs w:val="22"/>
-                <w:color w:val="000000"/>
-              </w:rPr>
-              <w:t xml:space="preserve">1.231</w:t>
-            </w:r>
-          </w:p>
-        </w:tc>
-        <w:tc>
-          <w:tcPr>
-            <w:tcBorders>
-              <w:bottom w:val="none" w:sz="0" w:space="0" w:color="000000"/>
-              <w:top w:val="none" w:sz="0" w:space="0" w:color="000000"/>
-              <w:left w:val="none" w:sz="0" w:space="0" w:color="000000"/>
-              <w:right w:val="none" w:sz="0" w:space="0" w:color="000000"/>
-            </w:tcBorders>
-            <w:shd w:val="clear" w:color="auto" w:fill="FFFFFF"/>
-            <w:tcMar>
-              <w:top w:w="0" w:type="dxa"/>
-              <w:bottom w:w="0" w:type="dxa"/>
-              <w:left w:w="0" w:type="dxa"/>
-              <w:right w:w="0" w:type="dxa"/>
-            </w:tcMar>
-            <w:vAlign w:val="center"/>
-          </w:tcPr>
-          <w:p>
-            <w:pPr>
-              <w:pStyle w:val="Normal"/>
-              <w:jc w:val="right"/>
-              <w:pBdr>
-                <w:bottom w:val="none" w:sz="0" w:space="0" w:color="000000"/>
-                <w:top w:val="none" w:sz="0" w:space="0" w:color="000000"/>
-                <w:left w:val="none" w:sz="0" w:space="0" w:color="000000"/>
-                <w:right w:val="none" w:sz="0" w:space="0" w:color="000000"/>
-              </w:pBdr>
-              <w:spacing w:after="100" w:before="100" w:line="240"/>
-              <w:ind w:left="100" w:right="100" w:firstLine="0" w:firstLineChars="0"/>
-              <w:rPr>
-                <w:rFonts w:ascii="Arial" w:hAnsi="Arial" w:eastAsia="Arial" w:cs="Arial"/>
-                <w:i w:val="false"/>
-                <w:b w:val="false"/>
-                <w:u w:val="none"/>
-                <w:strike w:val="false"/>
-                <w:sz w:val="22"/>
-                <w:szCs w:val="22"/>
-                <w:color w:val="000000"/>
-              </w:rPr>
-            </w:pPr>
-            <w:r>
-              <w:rPr>
-                <w:rFonts w:ascii="Arial" w:hAnsi="Arial" w:eastAsia="Arial" w:cs="Arial"/>
-                <w:i w:val="false"/>
-                <w:b w:val="false"/>
-                <w:u w:val="none"/>
-                <w:strike w:val="false"/>
-                <w:sz w:val="22"/>
-                <w:szCs w:val="22"/>
-                <w:color w:val="000000"/>
-              </w:rPr>
-              <w:t xml:space="preserve">0.641</w:t>
+              <w:t xml:space="preserve">0.212</w:t>
+            </w:r>
+          </w:p>
+        </w:tc>
+        <w:tc>
+          <w:tcPr>
+            <w:tcBorders>
+              <w:bottom w:val="none" w:sz="0" w:space="0" w:color="000000"/>
+              <w:top w:val="none" w:sz="0" w:space="0" w:color="000000"/>
+              <w:left w:val="none" w:sz="0" w:space="0" w:color="000000"/>
+              <w:right w:val="none" w:sz="0" w:space="0" w:color="000000"/>
+            </w:tcBorders>
+            <w:shd w:val="clear" w:color="auto" w:fill="FFFFFF"/>
+            <w:tcMar>
+              <w:top w:w="0" w:type="dxa"/>
+              <w:bottom w:w="0" w:type="dxa"/>
+              <w:left w:w="0" w:type="dxa"/>
+              <w:right w:w="0" w:type="dxa"/>
+            </w:tcMar>
+            <w:vAlign w:val="center"/>
+          </w:tcPr>
+          <w:p>
+            <w:pPr>
+              <w:pStyle w:val="Normal"/>
+              <w:jc w:val="right"/>
+              <w:pBdr>
+                <w:bottom w:val="none" w:sz="0" w:space="0" w:color="000000"/>
+                <w:top w:val="none" w:sz="0" w:space="0" w:color="000000"/>
+                <w:left w:val="none" w:sz="0" w:space="0" w:color="000000"/>
+                <w:right w:val="none" w:sz="0" w:space="0" w:color="000000"/>
+              </w:pBdr>
+              <w:spacing w:after="100" w:before="100" w:line="240"/>
+              <w:ind w:left="100" w:right="100" w:firstLine="0" w:firstLineChars="0"/>
+              <w:rPr>
+                <w:rFonts w:ascii="Arial" w:hAnsi="Arial" w:eastAsia="Arial" w:cs="Arial"/>
+                <w:i w:val="false"/>
+                <w:b w:val="false"/>
+                <w:u w:val="none"/>
+                <w:strike w:val="false"/>
+                <w:sz w:val="22"/>
+                <w:szCs w:val="22"/>
+                <w:color w:val="000000"/>
+              </w:rPr>
+            </w:pPr>
+            <w:r>
+              <w:rPr>
+                <w:rFonts w:ascii="Arial" w:hAnsi="Arial" w:eastAsia="Arial" w:cs="Arial"/>
+                <w:i w:val="false"/>
+                <w:b w:val="false"/>
+                <w:u w:val="none"/>
+                <w:strike w:val="false"/>
+                <w:sz w:val="22"/>
+                <w:szCs w:val="22"/>
+                <w:color w:val="000000"/>
+              </w:rPr>
+              <w:t xml:space="preserve">-0.784</w:t>
+            </w:r>
+          </w:p>
+        </w:tc>
+        <w:tc>
+          <w:tcPr>
+            <w:tcBorders>
+              <w:bottom w:val="none" w:sz="0" w:space="0" w:color="000000"/>
+              <w:top w:val="none" w:sz="0" w:space="0" w:color="000000"/>
+              <w:left w:val="none" w:sz="0" w:space="0" w:color="000000"/>
+              <w:right w:val="none" w:sz="0" w:space="0" w:color="000000"/>
+            </w:tcBorders>
+            <w:shd w:val="clear" w:color="auto" w:fill="FFFFFF"/>
+            <w:tcMar>
+              <w:top w:w="0" w:type="dxa"/>
+              <w:bottom w:w="0" w:type="dxa"/>
+              <w:left w:w="0" w:type="dxa"/>
+              <w:right w:w="0" w:type="dxa"/>
+            </w:tcMar>
+            <w:vAlign w:val="center"/>
+          </w:tcPr>
+          <w:p>
+            <w:pPr>
+              <w:pStyle w:val="Normal"/>
+              <w:jc w:val="right"/>
+              <w:pBdr>
+                <w:bottom w:val="none" w:sz="0" w:space="0" w:color="000000"/>
+                <w:top w:val="none" w:sz="0" w:space="0" w:color="000000"/>
+                <w:left w:val="none" w:sz="0" w:space="0" w:color="000000"/>
+                <w:right w:val="none" w:sz="0" w:space="0" w:color="000000"/>
+              </w:pBdr>
+              <w:spacing w:after="100" w:before="100" w:line="240"/>
+              <w:ind w:left="100" w:right="100" w:firstLine="0" w:firstLineChars="0"/>
+              <w:rPr>
+                <w:rFonts w:ascii="Arial" w:hAnsi="Arial" w:eastAsia="Arial" w:cs="Arial"/>
+                <w:i w:val="false"/>
+                <w:b w:val="false"/>
+                <w:u w:val="none"/>
+                <w:strike w:val="false"/>
+                <w:sz w:val="22"/>
+                <w:szCs w:val="22"/>
+                <w:color w:val="000000"/>
+              </w:rPr>
+            </w:pPr>
+            <w:r>
+              <w:rPr>
+                <w:rFonts w:ascii="Arial" w:hAnsi="Arial" w:eastAsia="Arial" w:cs="Arial"/>
+                <w:i w:val="false"/>
+                <w:b w:val="false"/>
+                <w:u w:val="none"/>
+                <w:strike w:val="false"/>
+                <w:sz w:val="22"/>
+                <w:szCs w:val="22"/>
+                <w:color w:val="000000"/>
+              </w:rPr>
+              <w:t xml:space="preserve">1.208</w:t>
+            </w:r>
+          </w:p>
+        </w:tc>
+        <w:tc>
+          <w:tcPr>
+            <w:tcBorders>
+              <w:bottom w:val="none" w:sz="0" w:space="0" w:color="000000"/>
+              <w:top w:val="none" w:sz="0" w:space="0" w:color="000000"/>
+              <w:left w:val="none" w:sz="0" w:space="0" w:color="000000"/>
+              <w:right w:val="none" w:sz="0" w:space="0" w:color="000000"/>
+            </w:tcBorders>
+            <w:shd w:val="clear" w:color="auto" w:fill="FFFFFF"/>
+            <w:tcMar>
+              <w:top w:w="0" w:type="dxa"/>
+              <w:bottom w:w="0" w:type="dxa"/>
+              <w:left w:w="0" w:type="dxa"/>
+              <w:right w:w="0" w:type="dxa"/>
+            </w:tcMar>
+            <w:vAlign w:val="center"/>
+          </w:tcPr>
+          <w:p>
+            <w:pPr>
+              <w:pStyle w:val="Normal"/>
+              <w:jc w:val="right"/>
+              <w:pBdr>
+                <w:bottom w:val="none" w:sz="0" w:space="0" w:color="000000"/>
+                <w:top w:val="none" w:sz="0" w:space="0" w:color="000000"/>
+                <w:left w:val="none" w:sz="0" w:space="0" w:color="000000"/>
+                <w:right w:val="none" w:sz="0" w:space="0" w:color="000000"/>
+              </w:pBdr>
+              <w:spacing w:after="100" w:before="100" w:line="240"/>
+              <w:ind w:left="100" w:right="100" w:firstLine="0" w:firstLineChars="0"/>
+              <w:rPr>
+                <w:rFonts w:ascii="Arial" w:hAnsi="Arial" w:eastAsia="Arial" w:cs="Arial"/>
+                <w:i w:val="false"/>
+                <w:b w:val="false"/>
+                <w:u w:val="none"/>
+                <w:strike w:val="false"/>
+                <w:sz w:val="22"/>
+                <w:szCs w:val="22"/>
+                <w:color w:val="000000"/>
+              </w:rPr>
+            </w:pPr>
+            <w:r>
+              <w:rPr>
+                <w:rFonts w:ascii="Arial" w:hAnsi="Arial" w:eastAsia="Arial" w:cs="Arial"/>
+                <w:i w:val="false"/>
+                <w:b w:val="false"/>
+                <w:u w:val="none"/>
+                <w:strike w:val="false"/>
+                <w:sz w:val="22"/>
+                <w:szCs w:val="22"/>
+                <w:color w:val="000000"/>
+              </w:rPr>
+              <w:t xml:space="preserve">0.676</w:t>
             </w:r>
           </w:p>
         </w:tc>
@@ -2486,62 +2486,62 @@
                 <w:szCs w:val="22"/>
                 <w:color w:val="000000"/>
               </w:rPr>
-              <w:t xml:space="preserve">0.008</w:t>
-            </w:r>
-          </w:p>
-        </w:tc>
-        <w:tc>
-          <w:tcPr>
-            <w:tcBorders>
-              <w:bottom w:val="none" w:sz="0" w:space="0" w:color="000000"/>
-              <w:top w:val="none" w:sz="0" w:space="0" w:color="000000"/>
-              <w:left w:val="none" w:sz="0" w:space="0" w:color="000000"/>
-              <w:right w:val="none" w:sz="0" w:space="0" w:color="000000"/>
-            </w:tcBorders>
-            <w:shd w:val="clear" w:color="auto" w:fill="FFFFFF"/>
-            <w:tcMar>
-              <w:top w:w="0" w:type="dxa"/>
-              <w:bottom w:w="0" w:type="dxa"/>
-              <w:left w:w="0" w:type="dxa"/>
-              <w:right w:w="0" w:type="dxa"/>
-            </w:tcMar>
-            <w:vAlign w:val="center"/>
-          </w:tcPr>
-          <w:p>
-            <w:pPr>
-              <w:pStyle w:val="Normal"/>
-              <w:jc w:val="right"/>
-              <w:pBdr>
-                <w:bottom w:val="none" w:sz="0" w:space="0" w:color="000000"/>
-                <w:top w:val="none" w:sz="0" w:space="0" w:color="000000"/>
-                <w:left w:val="none" w:sz="0" w:space="0" w:color="000000"/>
-                <w:right w:val="none" w:sz="0" w:space="0" w:color="000000"/>
-              </w:pBdr>
-              <w:spacing w:after="100" w:before="100" w:line="240"/>
-              <w:ind w:left="100" w:right="100" w:firstLine="0" w:firstLineChars="0"/>
-              <w:rPr>
-                <w:rFonts w:ascii="Arial" w:hAnsi="Arial" w:eastAsia="Arial" w:cs="Arial"/>
-                <w:i w:val="false"/>
-                <w:b w:val="false"/>
-                <w:u w:val="none"/>
-                <w:strike w:val="false"/>
-                <w:sz w:val="22"/>
-                <w:szCs w:val="22"/>
-                <w:color w:val="000000"/>
-              </w:rPr>
-            </w:pPr>
-            <w:r>
-              <w:rPr>
-                <w:rFonts w:ascii="Arial" w:hAnsi="Arial" w:eastAsia="Arial" w:cs="Arial"/>
-                <w:i w:val="false"/>
-                <w:b w:val="false"/>
-                <w:u w:val="none"/>
-                <w:strike w:val="false"/>
-                <w:sz w:val="22"/>
-                <w:szCs w:val="22"/>
-                <w:color w:val="000000"/>
-              </w:rPr>
-              <w:t xml:space="preserve">53,984</w:t>
+              <w:t xml:space="preserve">0.011</w:t>
+            </w:r>
+          </w:p>
+        </w:tc>
+        <w:tc>
+          <w:tcPr>
+            <w:tcBorders>
+              <w:bottom w:val="none" w:sz="0" w:space="0" w:color="000000"/>
+              <w:top w:val="none" w:sz="0" w:space="0" w:color="000000"/>
+              <w:left w:val="none" w:sz="0" w:space="0" w:color="000000"/>
+              <w:right w:val="none" w:sz="0" w:space="0" w:color="000000"/>
+            </w:tcBorders>
+            <w:shd w:val="clear" w:color="auto" w:fill="FFFFFF"/>
+            <w:tcMar>
+              <w:top w:w="0" w:type="dxa"/>
+              <w:bottom w:w="0" w:type="dxa"/>
+              <w:left w:w="0" w:type="dxa"/>
+              <w:right w:w="0" w:type="dxa"/>
+            </w:tcMar>
+            <w:vAlign w:val="center"/>
+          </w:tcPr>
+          <w:p>
+            <w:pPr>
+              <w:pStyle w:val="Normal"/>
+              <w:jc w:val="right"/>
+              <w:pBdr>
+                <w:bottom w:val="none" w:sz="0" w:space="0" w:color="000000"/>
+                <w:top w:val="none" w:sz="0" w:space="0" w:color="000000"/>
+                <w:left w:val="none" w:sz="0" w:space="0" w:color="000000"/>
+                <w:right w:val="none" w:sz="0" w:space="0" w:color="000000"/>
+              </w:pBdr>
+              <w:spacing w:after="100" w:before="100" w:line="240"/>
+              <w:ind w:left="100" w:right="100" w:firstLine="0" w:firstLineChars="0"/>
+              <w:rPr>
+                <w:rFonts w:ascii="Arial" w:hAnsi="Arial" w:eastAsia="Arial" w:cs="Arial"/>
+                <w:i w:val="false"/>
+                <w:b w:val="false"/>
+                <w:u w:val="none"/>
+                <w:strike w:val="false"/>
+                <w:sz w:val="22"/>
+                <w:szCs w:val="22"/>
+                <w:color w:val="000000"/>
+              </w:rPr>
+            </w:pPr>
+            <w:r>
+              <w:rPr>
+                <w:rFonts w:ascii="Arial" w:hAnsi="Arial" w:eastAsia="Arial" w:cs="Arial"/>
+                <w:i w:val="false"/>
+                <w:b w:val="false"/>
+                <w:u w:val="none"/>
+                <w:strike w:val="false"/>
+                <w:sz w:val="22"/>
+                <w:szCs w:val="22"/>
+                <w:color w:val="000000"/>
+              </w:rPr>
+              <w:t xml:space="preserve">53,985</w:t>
             </w:r>
           </w:p>
         </w:tc>
@@ -2711,172 +2711,172 @@
                 <w:szCs w:val="22"/>
                 <w:color w:val="000000"/>
               </w:rPr>
-              <w:t xml:space="preserve">0.587</w:t>
-            </w:r>
-          </w:p>
-        </w:tc>
-        <w:tc>
-          <w:tcPr>
-            <w:tcBorders>
-              <w:bottom w:val="none" w:sz="0" w:space="0" w:color="000000"/>
-              <w:top w:val="none" w:sz="0" w:space="0" w:color="000000"/>
-              <w:left w:val="none" w:sz="0" w:space="0" w:color="000000"/>
-              <w:right w:val="none" w:sz="0" w:space="0" w:color="000000"/>
-            </w:tcBorders>
-            <w:shd w:val="clear" w:color="auto" w:fill="FFFFFF"/>
-            <w:tcMar>
-              <w:top w:w="0" w:type="dxa"/>
-              <w:bottom w:w="0" w:type="dxa"/>
-              <w:left w:w="0" w:type="dxa"/>
-              <w:right w:w="0" w:type="dxa"/>
-            </w:tcMar>
-            <w:vAlign w:val="center"/>
-          </w:tcPr>
-          <w:p>
-            <w:pPr>
-              <w:pStyle w:val="Normal"/>
-              <w:jc w:val="right"/>
-              <w:pBdr>
-                <w:bottom w:val="none" w:sz="0" w:space="0" w:color="000000"/>
-                <w:top w:val="none" w:sz="0" w:space="0" w:color="000000"/>
-                <w:left w:val="none" w:sz="0" w:space="0" w:color="000000"/>
-                <w:right w:val="none" w:sz="0" w:space="0" w:color="000000"/>
-              </w:pBdr>
-              <w:spacing w:after="100" w:before="100" w:line="240"/>
-              <w:ind w:left="100" w:right="100" w:firstLine="0" w:firstLineChars="0"/>
-              <w:rPr>
-                <w:rFonts w:ascii="Arial" w:hAnsi="Arial" w:eastAsia="Arial" w:cs="Arial"/>
-                <w:i w:val="false"/>
-                <w:b w:val="false"/>
-                <w:u w:val="none"/>
-                <w:strike w:val="false"/>
-                <w:sz w:val="22"/>
-                <w:szCs w:val="22"/>
-                <w:color w:val="000000"/>
-              </w:rPr>
-            </w:pPr>
-            <w:r>
-              <w:rPr>
-                <w:rFonts w:ascii="Arial" w:hAnsi="Arial" w:eastAsia="Arial" w:cs="Arial"/>
-                <w:i w:val="false"/>
-                <w:b w:val="false"/>
-                <w:u w:val="none"/>
-                <w:strike w:val="false"/>
-                <w:sz w:val="22"/>
-                <w:szCs w:val="22"/>
-                <w:color w:val="000000"/>
-              </w:rPr>
-              <w:t xml:space="preserve">-0.460</w:t>
-            </w:r>
-          </w:p>
-        </w:tc>
-        <w:tc>
-          <w:tcPr>
-            <w:tcBorders>
-              <w:bottom w:val="none" w:sz="0" w:space="0" w:color="000000"/>
-              <w:top w:val="none" w:sz="0" w:space="0" w:color="000000"/>
-              <w:left w:val="none" w:sz="0" w:space="0" w:color="000000"/>
-              <w:right w:val="none" w:sz="0" w:space="0" w:color="000000"/>
-            </w:tcBorders>
-            <w:shd w:val="clear" w:color="auto" w:fill="FFFFFF"/>
-            <w:tcMar>
-              <w:top w:w="0" w:type="dxa"/>
-              <w:bottom w:w="0" w:type="dxa"/>
-              <w:left w:w="0" w:type="dxa"/>
-              <w:right w:w="0" w:type="dxa"/>
-            </w:tcMar>
-            <w:vAlign w:val="center"/>
-          </w:tcPr>
-          <w:p>
-            <w:pPr>
-              <w:pStyle w:val="Normal"/>
-              <w:jc w:val="right"/>
-              <w:pBdr>
-                <w:bottom w:val="none" w:sz="0" w:space="0" w:color="000000"/>
-                <w:top w:val="none" w:sz="0" w:space="0" w:color="000000"/>
-                <w:left w:val="none" w:sz="0" w:space="0" w:color="000000"/>
-                <w:right w:val="none" w:sz="0" w:space="0" w:color="000000"/>
-              </w:pBdr>
-              <w:spacing w:after="100" w:before="100" w:line="240"/>
-              <w:ind w:left="100" w:right="100" w:firstLine="0" w:firstLineChars="0"/>
-              <w:rPr>
-                <w:rFonts w:ascii="Arial" w:hAnsi="Arial" w:eastAsia="Arial" w:cs="Arial"/>
-                <w:i w:val="false"/>
-                <w:b w:val="false"/>
-                <w:u w:val="none"/>
-                <w:strike w:val="false"/>
-                <w:sz w:val="22"/>
-                <w:szCs w:val="22"/>
-                <w:color w:val="000000"/>
-              </w:rPr>
-            </w:pPr>
-            <w:r>
-              <w:rPr>
-                <w:rFonts w:ascii="Arial" w:hAnsi="Arial" w:eastAsia="Arial" w:cs="Arial"/>
-                <w:i w:val="false"/>
-                <w:b w:val="false"/>
-                <w:u w:val="none"/>
-                <w:strike w:val="false"/>
-                <w:sz w:val="22"/>
-                <w:szCs w:val="22"/>
-                <w:color w:val="000000"/>
-              </w:rPr>
-              <w:t xml:space="preserve">1.633</w:t>
-            </w:r>
-          </w:p>
-        </w:tc>
-        <w:tc>
-          <w:tcPr>
-            <w:tcBorders>
-              <w:bottom w:val="none" w:sz="0" w:space="0" w:color="000000"/>
-              <w:top w:val="none" w:sz="0" w:space="0" w:color="000000"/>
-              <w:left w:val="none" w:sz="0" w:space="0" w:color="000000"/>
-              <w:right w:val="none" w:sz="0" w:space="0" w:color="000000"/>
-            </w:tcBorders>
-            <w:shd w:val="clear" w:color="auto" w:fill="FFFFFF"/>
-            <w:tcMar>
-              <w:top w:w="0" w:type="dxa"/>
-              <w:bottom w:w="0" w:type="dxa"/>
-              <w:left w:w="0" w:type="dxa"/>
-              <w:right w:w="0" w:type="dxa"/>
-            </w:tcMar>
-            <w:vAlign w:val="center"/>
-          </w:tcPr>
-          <w:p>
-            <w:pPr>
-              <w:pStyle w:val="Normal"/>
-              <w:jc w:val="right"/>
-              <w:pBdr>
-                <w:bottom w:val="none" w:sz="0" w:space="0" w:color="000000"/>
-                <w:top w:val="none" w:sz="0" w:space="0" w:color="000000"/>
-                <w:left w:val="none" w:sz="0" w:space="0" w:color="000000"/>
-                <w:right w:val="none" w:sz="0" w:space="0" w:color="000000"/>
-              </w:pBdr>
-              <w:spacing w:after="100" w:before="100" w:line="240"/>
-              <w:ind w:left="100" w:right="100" w:firstLine="0" w:firstLineChars="0"/>
-              <w:rPr>
-                <w:rFonts w:ascii="Arial" w:hAnsi="Arial" w:eastAsia="Arial" w:cs="Arial"/>
-                <w:i w:val="false"/>
-                <w:b w:val="false"/>
-                <w:u w:val="none"/>
-                <w:strike w:val="false"/>
-                <w:sz w:val="22"/>
-                <w:szCs w:val="22"/>
-                <w:color w:val="000000"/>
-              </w:rPr>
-            </w:pPr>
-            <w:r>
-              <w:rPr>
-                <w:rFonts w:ascii="Arial" w:hAnsi="Arial" w:eastAsia="Arial" w:cs="Arial"/>
-                <w:i w:val="false"/>
-                <w:b w:val="false"/>
-                <w:u w:val="none"/>
-                <w:strike w:val="false"/>
-                <w:sz w:val="22"/>
-                <w:szCs w:val="22"/>
-                <w:color w:val="000000"/>
-              </w:rPr>
-              <w:t xml:space="preserve">0.272</w:t>
+              <w:t xml:space="preserve">0.612</w:t>
+            </w:r>
+          </w:p>
+        </w:tc>
+        <w:tc>
+          <w:tcPr>
+            <w:tcBorders>
+              <w:bottom w:val="none" w:sz="0" w:space="0" w:color="000000"/>
+              <w:top w:val="none" w:sz="0" w:space="0" w:color="000000"/>
+              <w:left w:val="none" w:sz="0" w:space="0" w:color="000000"/>
+              <w:right w:val="none" w:sz="0" w:space="0" w:color="000000"/>
+            </w:tcBorders>
+            <w:shd w:val="clear" w:color="auto" w:fill="FFFFFF"/>
+            <w:tcMar>
+              <w:top w:w="0" w:type="dxa"/>
+              <w:bottom w:w="0" w:type="dxa"/>
+              <w:left w:w="0" w:type="dxa"/>
+              <w:right w:w="0" w:type="dxa"/>
+            </w:tcMar>
+            <w:vAlign w:val="center"/>
+          </w:tcPr>
+          <w:p>
+            <w:pPr>
+              <w:pStyle w:val="Normal"/>
+              <w:jc w:val="right"/>
+              <w:pBdr>
+                <w:bottom w:val="none" w:sz="0" w:space="0" w:color="000000"/>
+                <w:top w:val="none" w:sz="0" w:space="0" w:color="000000"/>
+                <w:left w:val="none" w:sz="0" w:space="0" w:color="000000"/>
+                <w:right w:val="none" w:sz="0" w:space="0" w:color="000000"/>
+              </w:pBdr>
+              <w:spacing w:after="100" w:before="100" w:line="240"/>
+              <w:ind w:left="100" w:right="100" w:firstLine="0" w:firstLineChars="0"/>
+              <w:rPr>
+                <w:rFonts w:ascii="Arial" w:hAnsi="Arial" w:eastAsia="Arial" w:cs="Arial"/>
+                <w:i w:val="false"/>
+                <w:b w:val="false"/>
+                <w:u w:val="none"/>
+                <w:strike w:val="false"/>
+                <w:sz w:val="22"/>
+                <w:szCs w:val="22"/>
+                <w:color w:val="000000"/>
+              </w:rPr>
+            </w:pPr>
+            <w:r>
+              <w:rPr>
+                <w:rFonts w:ascii="Arial" w:hAnsi="Arial" w:eastAsia="Arial" w:cs="Arial"/>
+                <w:i w:val="false"/>
+                <w:b w:val="false"/>
+                <w:u w:val="none"/>
+                <w:strike w:val="false"/>
+                <w:sz w:val="22"/>
+                <w:szCs w:val="22"/>
+                <w:color w:val="000000"/>
+              </w:rPr>
+              <w:t xml:space="preserve">-0.436</w:t>
+            </w:r>
+          </w:p>
+        </w:tc>
+        <w:tc>
+          <w:tcPr>
+            <w:tcBorders>
+              <w:bottom w:val="none" w:sz="0" w:space="0" w:color="000000"/>
+              <w:top w:val="none" w:sz="0" w:space="0" w:color="000000"/>
+              <w:left w:val="none" w:sz="0" w:space="0" w:color="000000"/>
+              <w:right w:val="none" w:sz="0" w:space="0" w:color="000000"/>
+            </w:tcBorders>
+            <w:shd w:val="clear" w:color="auto" w:fill="FFFFFF"/>
+            <w:tcMar>
+              <w:top w:w="0" w:type="dxa"/>
+              <w:bottom w:w="0" w:type="dxa"/>
+              <w:left w:w="0" w:type="dxa"/>
+              <w:right w:w="0" w:type="dxa"/>
+            </w:tcMar>
+            <w:vAlign w:val="center"/>
+          </w:tcPr>
+          <w:p>
+            <w:pPr>
+              <w:pStyle w:val="Normal"/>
+              <w:jc w:val="right"/>
+              <w:pBdr>
+                <w:bottom w:val="none" w:sz="0" w:space="0" w:color="000000"/>
+                <w:top w:val="none" w:sz="0" w:space="0" w:color="000000"/>
+                <w:left w:val="none" w:sz="0" w:space="0" w:color="000000"/>
+                <w:right w:val="none" w:sz="0" w:space="0" w:color="000000"/>
+              </w:pBdr>
+              <w:spacing w:after="100" w:before="100" w:line="240"/>
+              <w:ind w:left="100" w:right="100" w:firstLine="0" w:firstLineChars="0"/>
+              <w:rPr>
+                <w:rFonts w:ascii="Arial" w:hAnsi="Arial" w:eastAsia="Arial" w:cs="Arial"/>
+                <w:i w:val="false"/>
+                <w:b w:val="false"/>
+                <w:u w:val="none"/>
+                <w:strike w:val="false"/>
+                <w:sz w:val="22"/>
+                <w:szCs w:val="22"/>
+                <w:color w:val="000000"/>
+              </w:rPr>
+            </w:pPr>
+            <w:r>
+              <w:rPr>
+                <w:rFonts w:ascii="Arial" w:hAnsi="Arial" w:eastAsia="Arial" w:cs="Arial"/>
+                <w:i w:val="false"/>
+                <w:b w:val="false"/>
+                <w:u w:val="none"/>
+                <w:strike w:val="false"/>
+                <w:sz w:val="22"/>
+                <w:szCs w:val="22"/>
+                <w:color w:val="000000"/>
+              </w:rPr>
+              <w:t xml:space="preserve">1.660</w:t>
+            </w:r>
+          </w:p>
+        </w:tc>
+        <w:tc>
+          <w:tcPr>
+            <w:tcBorders>
+              <w:bottom w:val="none" w:sz="0" w:space="0" w:color="000000"/>
+              <w:top w:val="none" w:sz="0" w:space="0" w:color="000000"/>
+              <w:left w:val="none" w:sz="0" w:space="0" w:color="000000"/>
+              <w:right w:val="none" w:sz="0" w:space="0" w:color="000000"/>
+            </w:tcBorders>
+            <w:shd w:val="clear" w:color="auto" w:fill="FFFFFF"/>
+            <w:tcMar>
+              <w:top w:w="0" w:type="dxa"/>
+              <w:bottom w:w="0" w:type="dxa"/>
+              <w:left w:w="0" w:type="dxa"/>
+              <w:right w:w="0" w:type="dxa"/>
+            </w:tcMar>
+            <w:vAlign w:val="center"/>
+          </w:tcPr>
+          <w:p>
+            <w:pPr>
+              <w:pStyle w:val="Normal"/>
+              <w:jc w:val="right"/>
+              <w:pBdr>
+                <w:bottom w:val="none" w:sz="0" w:space="0" w:color="000000"/>
+                <w:top w:val="none" w:sz="0" w:space="0" w:color="000000"/>
+                <w:left w:val="none" w:sz="0" w:space="0" w:color="000000"/>
+                <w:right w:val="none" w:sz="0" w:space="0" w:color="000000"/>
+              </w:pBdr>
+              <w:spacing w:after="100" w:before="100" w:line="240"/>
+              <w:ind w:left="100" w:right="100" w:firstLine="0" w:firstLineChars="0"/>
+              <w:rPr>
+                <w:rFonts w:ascii="Arial" w:hAnsi="Arial" w:eastAsia="Arial" w:cs="Arial"/>
+                <w:i w:val="false"/>
+                <w:b w:val="false"/>
+                <w:u w:val="none"/>
+                <w:strike w:val="false"/>
+                <w:sz w:val="22"/>
+                <w:szCs w:val="22"/>
+                <w:color w:val="000000"/>
+              </w:rPr>
+            </w:pPr>
+            <w:r>
+              <w:rPr>
+                <w:rFonts w:ascii="Arial" w:hAnsi="Arial" w:eastAsia="Arial" w:cs="Arial"/>
+                <w:i w:val="false"/>
+                <w:b w:val="false"/>
+                <w:u w:val="none"/>
+                <w:strike w:val="false"/>
+                <w:sz w:val="22"/>
+                <w:szCs w:val="22"/>
+                <w:color w:val="000000"/>
+              </w:rPr>
+              <w:t xml:space="preserve">0.252</w:t>
             </w:r>
           </w:p>
         </w:tc>
@@ -2986,62 +2986,62 @@
                 <w:szCs w:val="22"/>
                 <w:color w:val="000000"/>
               </w:rPr>
-              <w:t xml:space="preserve">0.008</w:t>
-            </w:r>
-          </w:p>
-        </w:tc>
-        <w:tc>
-          <w:tcPr>
-            <w:tcBorders>
-              <w:bottom w:val="none" w:sz="0" w:space="0" w:color="000000"/>
-              <w:top w:val="none" w:sz="0" w:space="0" w:color="000000"/>
-              <w:left w:val="none" w:sz="0" w:space="0" w:color="000000"/>
-              <w:right w:val="none" w:sz="0" w:space="0" w:color="000000"/>
-            </w:tcBorders>
-            <w:shd w:val="clear" w:color="auto" w:fill="FFFFFF"/>
-            <w:tcMar>
-              <w:top w:w="0" w:type="dxa"/>
-              <w:bottom w:w="0" w:type="dxa"/>
-              <w:left w:w="0" w:type="dxa"/>
-              <w:right w:w="0" w:type="dxa"/>
-            </w:tcMar>
-            <w:vAlign w:val="center"/>
-          </w:tcPr>
-          <w:p>
-            <w:pPr>
-              <w:pStyle w:val="Normal"/>
-              <w:jc w:val="right"/>
-              <w:pBdr>
-                <w:bottom w:val="none" w:sz="0" w:space="0" w:color="000000"/>
-                <w:top w:val="none" w:sz="0" w:space="0" w:color="000000"/>
-                <w:left w:val="none" w:sz="0" w:space="0" w:color="000000"/>
-                <w:right w:val="none" w:sz="0" w:space="0" w:color="000000"/>
-              </w:pBdr>
-              <w:spacing w:after="100" w:before="100" w:line="240"/>
-              <w:ind w:left="100" w:right="100" w:firstLine="0" w:firstLineChars="0"/>
-              <w:rPr>
-                <w:rFonts w:ascii="Arial" w:hAnsi="Arial" w:eastAsia="Arial" w:cs="Arial"/>
-                <w:i w:val="false"/>
-                <w:b w:val="false"/>
-                <w:u w:val="none"/>
-                <w:strike w:val="false"/>
-                <w:sz w:val="22"/>
-                <w:szCs w:val="22"/>
-                <w:color w:val="000000"/>
-              </w:rPr>
-            </w:pPr>
-            <w:r>
-              <w:rPr>
-                <w:rFonts w:ascii="Arial" w:hAnsi="Arial" w:eastAsia="Arial" w:cs="Arial"/>
-                <w:i w:val="false"/>
-                <w:b w:val="false"/>
-                <w:u w:val="none"/>
-                <w:strike w:val="false"/>
-                <w:sz w:val="22"/>
-                <w:szCs w:val="22"/>
-                <w:color w:val="000000"/>
-              </w:rPr>
-              <w:t xml:space="preserve">53,984</w:t>
+              <w:t xml:space="preserve">0.011</w:t>
+            </w:r>
+          </w:p>
+        </w:tc>
+        <w:tc>
+          <w:tcPr>
+            <w:tcBorders>
+              <w:bottom w:val="none" w:sz="0" w:space="0" w:color="000000"/>
+              <w:top w:val="none" w:sz="0" w:space="0" w:color="000000"/>
+              <w:left w:val="none" w:sz="0" w:space="0" w:color="000000"/>
+              <w:right w:val="none" w:sz="0" w:space="0" w:color="000000"/>
+            </w:tcBorders>
+            <w:shd w:val="clear" w:color="auto" w:fill="FFFFFF"/>
+            <w:tcMar>
+              <w:top w:w="0" w:type="dxa"/>
+              <w:bottom w:w="0" w:type="dxa"/>
+              <w:left w:w="0" w:type="dxa"/>
+              <w:right w:w="0" w:type="dxa"/>
+            </w:tcMar>
+            <w:vAlign w:val="center"/>
+          </w:tcPr>
+          <w:p>
+            <w:pPr>
+              <w:pStyle w:val="Normal"/>
+              <w:jc w:val="right"/>
+              <w:pBdr>
+                <w:bottom w:val="none" w:sz="0" w:space="0" w:color="000000"/>
+                <w:top w:val="none" w:sz="0" w:space="0" w:color="000000"/>
+                <w:left w:val="none" w:sz="0" w:space="0" w:color="000000"/>
+                <w:right w:val="none" w:sz="0" w:space="0" w:color="000000"/>
+              </w:pBdr>
+              <w:spacing w:after="100" w:before="100" w:line="240"/>
+              <w:ind w:left="100" w:right="100" w:firstLine="0" w:firstLineChars="0"/>
+              <w:rPr>
+                <w:rFonts w:ascii="Arial" w:hAnsi="Arial" w:eastAsia="Arial" w:cs="Arial"/>
+                <w:i w:val="false"/>
+                <w:b w:val="false"/>
+                <w:u w:val="none"/>
+                <w:strike w:val="false"/>
+                <w:sz w:val="22"/>
+                <w:szCs w:val="22"/>
+                <w:color w:val="000000"/>
+              </w:rPr>
+            </w:pPr>
+            <w:r>
+              <w:rPr>
+                <w:rFonts w:ascii="Arial" w:hAnsi="Arial" w:eastAsia="Arial" w:cs="Arial"/>
+                <w:i w:val="false"/>
+                <w:b w:val="false"/>
+                <w:u w:val="none"/>
+                <w:strike w:val="false"/>
+                <w:sz w:val="22"/>
+                <w:szCs w:val="22"/>
+                <w:color w:val="000000"/>
+              </w:rPr>
+              <w:t xml:space="preserve">53,985</w:t>
             </w:r>
           </w:p>
         </w:tc>
@@ -3211,172 +3211,172 @@
                 <w:szCs w:val="22"/>
                 <w:color w:val="000000"/>
               </w:rPr>
-              <w:t xml:space="preserve">-0.262</w:t>
-            </w:r>
-          </w:p>
-        </w:tc>
-        <w:tc>
-          <w:tcPr>
-            <w:tcBorders>
-              <w:bottom w:val="none" w:sz="0" w:space="0" w:color="000000"/>
-              <w:top w:val="none" w:sz="0" w:space="0" w:color="000000"/>
-              <w:left w:val="none" w:sz="0" w:space="0" w:color="000000"/>
-              <w:right w:val="none" w:sz="0" w:space="0" w:color="000000"/>
-            </w:tcBorders>
-            <w:shd w:val="clear" w:color="auto" w:fill="FFFFFF"/>
-            <w:tcMar>
-              <w:top w:w="0" w:type="dxa"/>
-              <w:bottom w:w="0" w:type="dxa"/>
-              <w:left w:w="0" w:type="dxa"/>
-              <w:right w:w="0" w:type="dxa"/>
-            </w:tcMar>
-            <w:vAlign w:val="center"/>
-          </w:tcPr>
-          <w:p>
-            <w:pPr>
-              <w:pStyle w:val="Normal"/>
-              <w:jc w:val="right"/>
-              <w:pBdr>
-                <w:bottom w:val="none" w:sz="0" w:space="0" w:color="000000"/>
-                <w:top w:val="none" w:sz="0" w:space="0" w:color="000000"/>
-                <w:left w:val="none" w:sz="0" w:space="0" w:color="000000"/>
-                <w:right w:val="none" w:sz="0" w:space="0" w:color="000000"/>
-              </w:pBdr>
-              <w:spacing w:after="100" w:before="100" w:line="240"/>
-              <w:ind w:left="100" w:right="100" w:firstLine="0" w:firstLineChars="0"/>
-              <w:rPr>
-                <w:rFonts w:ascii="Arial" w:hAnsi="Arial" w:eastAsia="Arial" w:cs="Arial"/>
-                <w:i w:val="false"/>
-                <w:b w:val="false"/>
-                <w:u w:val="none"/>
-                <w:strike w:val="false"/>
-                <w:sz w:val="22"/>
-                <w:szCs w:val="22"/>
-                <w:color w:val="000000"/>
-              </w:rPr>
-            </w:pPr>
-            <w:r>
-              <w:rPr>
-                <w:rFonts w:ascii="Arial" w:hAnsi="Arial" w:eastAsia="Arial" w:cs="Arial"/>
-                <w:i w:val="false"/>
-                <w:b w:val="false"/>
-                <w:u w:val="none"/>
-                <w:strike w:val="false"/>
-                <w:sz w:val="22"/>
-                <w:szCs w:val="22"/>
-                <w:color w:val="000000"/>
-              </w:rPr>
-              <w:t xml:space="preserve">-0.994</w:t>
-            </w:r>
-          </w:p>
-        </w:tc>
-        <w:tc>
-          <w:tcPr>
-            <w:tcBorders>
-              <w:bottom w:val="none" w:sz="0" w:space="0" w:color="000000"/>
-              <w:top w:val="none" w:sz="0" w:space="0" w:color="000000"/>
-              <w:left w:val="none" w:sz="0" w:space="0" w:color="000000"/>
-              <w:right w:val="none" w:sz="0" w:space="0" w:color="000000"/>
-            </w:tcBorders>
-            <w:shd w:val="clear" w:color="auto" w:fill="FFFFFF"/>
-            <w:tcMar>
-              <w:top w:w="0" w:type="dxa"/>
-              <w:bottom w:w="0" w:type="dxa"/>
-              <w:left w:w="0" w:type="dxa"/>
-              <w:right w:w="0" w:type="dxa"/>
-            </w:tcMar>
-            <w:vAlign w:val="center"/>
-          </w:tcPr>
-          <w:p>
-            <w:pPr>
-              <w:pStyle w:val="Normal"/>
-              <w:jc w:val="right"/>
-              <w:pBdr>
-                <w:bottom w:val="none" w:sz="0" w:space="0" w:color="000000"/>
-                <w:top w:val="none" w:sz="0" w:space="0" w:color="000000"/>
-                <w:left w:val="none" w:sz="0" w:space="0" w:color="000000"/>
-                <w:right w:val="none" w:sz="0" w:space="0" w:color="000000"/>
-              </w:pBdr>
-              <w:spacing w:after="100" w:before="100" w:line="240"/>
-              <w:ind w:left="100" w:right="100" w:firstLine="0" w:firstLineChars="0"/>
-              <w:rPr>
-                <w:rFonts w:ascii="Arial" w:hAnsi="Arial" w:eastAsia="Arial" w:cs="Arial"/>
-                <w:i w:val="false"/>
-                <w:b w:val="false"/>
-                <w:u w:val="none"/>
-                <w:strike w:val="false"/>
-                <w:sz w:val="22"/>
-                <w:szCs w:val="22"/>
-                <w:color w:val="000000"/>
-              </w:rPr>
-            </w:pPr>
-            <w:r>
-              <w:rPr>
-                <w:rFonts w:ascii="Arial" w:hAnsi="Arial" w:eastAsia="Arial" w:cs="Arial"/>
-                <w:i w:val="false"/>
-                <w:b w:val="false"/>
-                <w:u w:val="none"/>
-                <w:strike w:val="false"/>
-                <w:sz w:val="22"/>
-                <w:szCs w:val="22"/>
-                <w:color w:val="000000"/>
-              </w:rPr>
-              <w:t xml:space="preserve">0.470</w:t>
-            </w:r>
-          </w:p>
-        </w:tc>
-        <w:tc>
-          <w:tcPr>
-            <w:tcBorders>
-              <w:bottom w:val="none" w:sz="0" w:space="0" w:color="000000"/>
-              <w:top w:val="none" w:sz="0" w:space="0" w:color="000000"/>
-              <w:left w:val="none" w:sz="0" w:space="0" w:color="000000"/>
-              <w:right w:val="none" w:sz="0" w:space="0" w:color="000000"/>
-            </w:tcBorders>
-            <w:shd w:val="clear" w:color="auto" w:fill="FFFFFF"/>
-            <w:tcMar>
-              <w:top w:w="0" w:type="dxa"/>
-              <w:bottom w:w="0" w:type="dxa"/>
-              <w:left w:w="0" w:type="dxa"/>
-              <w:right w:w="0" w:type="dxa"/>
-            </w:tcMar>
-            <w:vAlign w:val="center"/>
-          </w:tcPr>
-          <w:p>
-            <w:pPr>
-              <w:pStyle w:val="Normal"/>
-              <w:jc w:val="right"/>
-              <w:pBdr>
-                <w:bottom w:val="none" w:sz="0" w:space="0" w:color="000000"/>
-                <w:top w:val="none" w:sz="0" w:space="0" w:color="000000"/>
-                <w:left w:val="none" w:sz="0" w:space="0" w:color="000000"/>
-                <w:right w:val="none" w:sz="0" w:space="0" w:color="000000"/>
-              </w:pBdr>
-              <w:spacing w:after="100" w:before="100" w:line="240"/>
-              <w:ind w:left="100" w:right="100" w:firstLine="0" w:firstLineChars="0"/>
-              <w:rPr>
-                <w:rFonts w:ascii="Arial" w:hAnsi="Arial" w:eastAsia="Arial" w:cs="Arial"/>
-                <w:i w:val="false"/>
-                <w:b w:val="false"/>
-                <w:u w:val="none"/>
-                <w:strike w:val="false"/>
-                <w:sz w:val="22"/>
-                <w:szCs w:val="22"/>
-                <w:color w:val="000000"/>
-              </w:rPr>
-            </w:pPr>
-            <w:r>
-              <w:rPr>
-                <w:rFonts w:ascii="Arial" w:hAnsi="Arial" w:eastAsia="Arial" w:cs="Arial"/>
-                <w:i w:val="false"/>
-                <w:b w:val="false"/>
-                <w:u w:val="none"/>
-                <w:strike w:val="false"/>
-                <w:sz w:val="22"/>
-                <w:szCs w:val="22"/>
-                <w:color w:val="000000"/>
-              </w:rPr>
-              <w:t xml:space="preserve">0.483</w:t>
+              <w:t xml:space="preserve">-0.245</w:t>
+            </w:r>
+          </w:p>
+        </w:tc>
+        <w:tc>
+          <w:tcPr>
+            <w:tcBorders>
+              <w:bottom w:val="none" w:sz="0" w:space="0" w:color="000000"/>
+              <w:top w:val="none" w:sz="0" w:space="0" w:color="000000"/>
+              <w:left w:val="none" w:sz="0" w:space="0" w:color="000000"/>
+              <w:right w:val="none" w:sz="0" w:space="0" w:color="000000"/>
+            </w:tcBorders>
+            <w:shd w:val="clear" w:color="auto" w:fill="FFFFFF"/>
+            <w:tcMar>
+              <w:top w:w="0" w:type="dxa"/>
+              <w:bottom w:w="0" w:type="dxa"/>
+              <w:left w:w="0" w:type="dxa"/>
+              <w:right w:w="0" w:type="dxa"/>
+            </w:tcMar>
+            <w:vAlign w:val="center"/>
+          </w:tcPr>
+          <w:p>
+            <w:pPr>
+              <w:pStyle w:val="Normal"/>
+              <w:jc w:val="right"/>
+              <w:pBdr>
+                <w:bottom w:val="none" w:sz="0" w:space="0" w:color="000000"/>
+                <w:top w:val="none" w:sz="0" w:space="0" w:color="000000"/>
+                <w:left w:val="none" w:sz="0" w:space="0" w:color="000000"/>
+                <w:right w:val="none" w:sz="0" w:space="0" w:color="000000"/>
+              </w:pBdr>
+              <w:spacing w:after="100" w:before="100" w:line="240"/>
+              <w:ind w:left="100" w:right="100" w:firstLine="0" w:firstLineChars="0"/>
+              <w:rPr>
+                <w:rFonts w:ascii="Arial" w:hAnsi="Arial" w:eastAsia="Arial" w:cs="Arial"/>
+                <w:i w:val="false"/>
+                <w:b w:val="false"/>
+                <w:u w:val="none"/>
+                <w:strike w:val="false"/>
+                <w:sz w:val="22"/>
+                <w:szCs w:val="22"/>
+                <w:color w:val="000000"/>
+              </w:rPr>
+            </w:pPr>
+            <w:r>
+              <w:rPr>
+                <w:rFonts w:ascii="Arial" w:hAnsi="Arial" w:eastAsia="Arial" w:cs="Arial"/>
+                <w:i w:val="false"/>
+                <w:b w:val="false"/>
+                <w:u w:val="none"/>
+                <w:strike w:val="false"/>
+                <w:sz w:val="22"/>
+                <w:szCs w:val="22"/>
+                <w:color w:val="000000"/>
+              </w:rPr>
+              <w:t xml:space="preserve">-0.976</w:t>
+            </w:r>
+          </w:p>
+        </w:tc>
+        <w:tc>
+          <w:tcPr>
+            <w:tcBorders>
+              <w:bottom w:val="none" w:sz="0" w:space="0" w:color="000000"/>
+              <w:top w:val="none" w:sz="0" w:space="0" w:color="000000"/>
+              <w:left w:val="none" w:sz="0" w:space="0" w:color="000000"/>
+              <w:right w:val="none" w:sz="0" w:space="0" w:color="000000"/>
+            </w:tcBorders>
+            <w:shd w:val="clear" w:color="auto" w:fill="FFFFFF"/>
+            <w:tcMar>
+              <w:top w:w="0" w:type="dxa"/>
+              <w:bottom w:w="0" w:type="dxa"/>
+              <w:left w:w="0" w:type="dxa"/>
+              <w:right w:w="0" w:type="dxa"/>
+            </w:tcMar>
+            <w:vAlign w:val="center"/>
+          </w:tcPr>
+          <w:p>
+            <w:pPr>
+              <w:pStyle w:val="Normal"/>
+              <w:jc w:val="right"/>
+              <w:pBdr>
+                <w:bottom w:val="none" w:sz="0" w:space="0" w:color="000000"/>
+                <w:top w:val="none" w:sz="0" w:space="0" w:color="000000"/>
+                <w:left w:val="none" w:sz="0" w:space="0" w:color="000000"/>
+                <w:right w:val="none" w:sz="0" w:space="0" w:color="000000"/>
+              </w:pBdr>
+              <w:spacing w:after="100" w:before="100" w:line="240"/>
+              <w:ind w:left="100" w:right="100" w:firstLine="0" w:firstLineChars="0"/>
+              <w:rPr>
+                <w:rFonts w:ascii="Arial" w:hAnsi="Arial" w:eastAsia="Arial" w:cs="Arial"/>
+                <w:i w:val="false"/>
+                <w:b w:val="false"/>
+                <w:u w:val="none"/>
+                <w:strike w:val="false"/>
+                <w:sz w:val="22"/>
+                <w:szCs w:val="22"/>
+                <w:color w:val="000000"/>
+              </w:rPr>
+            </w:pPr>
+            <w:r>
+              <w:rPr>
+                <w:rFonts w:ascii="Arial" w:hAnsi="Arial" w:eastAsia="Arial" w:cs="Arial"/>
+                <w:i w:val="false"/>
+                <w:b w:val="false"/>
+                <w:u w:val="none"/>
+                <w:strike w:val="false"/>
+                <w:sz w:val="22"/>
+                <w:szCs w:val="22"/>
+                <w:color w:val="000000"/>
+              </w:rPr>
+              <w:t xml:space="preserve">0.486</w:t>
+            </w:r>
+          </w:p>
+        </w:tc>
+        <w:tc>
+          <w:tcPr>
+            <w:tcBorders>
+              <w:bottom w:val="none" w:sz="0" w:space="0" w:color="000000"/>
+              <w:top w:val="none" w:sz="0" w:space="0" w:color="000000"/>
+              <w:left w:val="none" w:sz="0" w:space="0" w:color="000000"/>
+              <w:right w:val="none" w:sz="0" w:space="0" w:color="000000"/>
+            </w:tcBorders>
+            <w:shd w:val="clear" w:color="auto" w:fill="FFFFFF"/>
+            <w:tcMar>
+              <w:top w:w="0" w:type="dxa"/>
+              <w:bottom w:w="0" w:type="dxa"/>
+              <w:left w:w="0" w:type="dxa"/>
+              <w:right w:w="0" w:type="dxa"/>
+            </w:tcMar>
+            <w:vAlign w:val="center"/>
+          </w:tcPr>
+          <w:p>
+            <w:pPr>
+              <w:pStyle w:val="Normal"/>
+              <w:jc w:val="right"/>
+              <w:pBdr>
+                <w:bottom w:val="none" w:sz="0" w:space="0" w:color="000000"/>
+                <w:top w:val="none" w:sz="0" w:space="0" w:color="000000"/>
+                <w:left w:val="none" w:sz="0" w:space="0" w:color="000000"/>
+                <w:right w:val="none" w:sz="0" w:space="0" w:color="000000"/>
+              </w:pBdr>
+              <w:spacing w:after="100" w:before="100" w:line="240"/>
+              <w:ind w:left="100" w:right="100" w:firstLine="0" w:firstLineChars="0"/>
+              <w:rPr>
+                <w:rFonts w:ascii="Arial" w:hAnsi="Arial" w:eastAsia="Arial" w:cs="Arial"/>
+                <w:i w:val="false"/>
+                <w:b w:val="false"/>
+                <w:u w:val="none"/>
+                <w:strike w:val="false"/>
+                <w:sz w:val="22"/>
+                <w:szCs w:val="22"/>
+                <w:color w:val="000000"/>
+              </w:rPr>
+            </w:pPr>
+            <w:r>
+              <w:rPr>
+                <w:rFonts w:ascii="Arial" w:hAnsi="Arial" w:eastAsia="Arial" w:cs="Arial"/>
+                <w:i w:val="false"/>
+                <w:b w:val="false"/>
+                <w:u w:val="none"/>
+                <w:strike w:val="false"/>
+                <w:sz w:val="22"/>
+                <w:szCs w:val="22"/>
+                <w:color w:val="000000"/>
+              </w:rPr>
+              <w:t xml:space="preserve">0.512</w:t>
             </w:r>
           </w:p>
         </w:tc>
@@ -3486,62 +3486,62 @@
                 <w:szCs w:val="22"/>
                 <w:color w:val="000000"/>
               </w:rPr>
-              <w:t xml:space="preserve">0.008</w:t>
-            </w:r>
-          </w:p>
-        </w:tc>
-        <w:tc>
-          <w:tcPr>
-            <w:tcBorders>
-              <w:bottom w:val="none" w:sz="0" w:space="0" w:color="000000"/>
-              <w:top w:val="none" w:sz="0" w:space="0" w:color="000000"/>
-              <w:left w:val="none" w:sz="0" w:space="0" w:color="000000"/>
-              <w:right w:val="none" w:sz="0" w:space="0" w:color="000000"/>
-            </w:tcBorders>
-            <w:shd w:val="clear" w:color="auto" w:fill="FFFFFF"/>
-            <w:tcMar>
-              <w:top w:w="0" w:type="dxa"/>
-              <w:bottom w:w="0" w:type="dxa"/>
-              <w:left w:w="0" w:type="dxa"/>
-              <w:right w:w="0" w:type="dxa"/>
-            </w:tcMar>
-            <w:vAlign w:val="center"/>
-          </w:tcPr>
-          <w:p>
-            <w:pPr>
-              <w:pStyle w:val="Normal"/>
-              <w:jc w:val="right"/>
-              <w:pBdr>
-                <w:bottom w:val="none" w:sz="0" w:space="0" w:color="000000"/>
-                <w:top w:val="none" w:sz="0" w:space="0" w:color="000000"/>
-                <w:left w:val="none" w:sz="0" w:space="0" w:color="000000"/>
-                <w:right w:val="none" w:sz="0" w:space="0" w:color="000000"/>
-              </w:pBdr>
-              <w:spacing w:after="100" w:before="100" w:line="240"/>
-              <w:ind w:left="100" w:right="100" w:firstLine="0" w:firstLineChars="0"/>
-              <w:rPr>
-                <w:rFonts w:ascii="Arial" w:hAnsi="Arial" w:eastAsia="Arial" w:cs="Arial"/>
-                <w:i w:val="false"/>
-                <w:b w:val="false"/>
-                <w:u w:val="none"/>
-                <w:strike w:val="false"/>
-                <w:sz w:val="22"/>
-                <w:szCs w:val="22"/>
-                <w:color w:val="000000"/>
-              </w:rPr>
-            </w:pPr>
-            <w:r>
-              <w:rPr>
-                <w:rFonts w:ascii="Arial" w:hAnsi="Arial" w:eastAsia="Arial" w:cs="Arial"/>
-                <w:i w:val="false"/>
-                <w:b w:val="false"/>
-                <w:u w:val="none"/>
-                <w:strike w:val="false"/>
-                <w:sz w:val="22"/>
-                <w:szCs w:val="22"/>
-                <w:color w:val="000000"/>
-              </w:rPr>
-              <w:t xml:space="preserve">53,984</w:t>
+              <w:t xml:space="preserve">0.011</w:t>
+            </w:r>
+          </w:p>
+        </w:tc>
+        <w:tc>
+          <w:tcPr>
+            <w:tcBorders>
+              <w:bottom w:val="none" w:sz="0" w:space="0" w:color="000000"/>
+              <w:top w:val="none" w:sz="0" w:space="0" w:color="000000"/>
+              <w:left w:val="none" w:sz="0" w:space="0" w:color="000000"/>
+              <w:right w:val="none" w:sz="0" w:space="0" w:color="000000"/>
+            </w:tcBorders>
+            <w:shd w:val="clear" w:color="auto" w:fill="FFFFFF"/>
+            <w:tcMar>
+              <w:top w:w="0" w:type="dxa"/>
+              <w:bottom w:w="0" w:type="dxa"/>
+              <w:left w:w="0" w:type="dxa"/>
+              <w:right w:w="0" w:type="dxa"/>
+            </w:tcMar>
+            <w:vAlign w:val="center"/>
+          </w:tcPr>
+          <w:p>
+            <w:pPr>
+              <w:pStyle w:val="Normal"/>
+              <w:jc w:val="right"/>
+              <w:pBdr>
+                <w:bottom w:val="none" w:sz="0" w:space="0" w:color="000000"/>
+                <w:top w:val="none" w:sz="0" w:space="0" w:color="000000"/>
+                <w:left w:val="none" w:sz="0" w:space="0" w:color="000000"/>
+                <w:right w:val="none" w:sz="0" w:space="0" w:color="000000"/>
+              </w:pBdr>
+              <w:spacing w:after="100" w:before="100" w:line="240"/>
+              <w:ind w:left="100" w:right="100" w:firstLine="0" w:firstLineChars="0"/>
+              <w:rPr>
+                <w:rFonts w:ascii="Arial" w:hAnsi="Arial" w:eastAsia="Arial" w:cs="Arial"/>
+                <w:i w:val="false"/>
+                <w:b w:val="false"/>
+                <w:u w:val="none"/>
+                <w:strike w:val="false"/>
+                <w:sz w:val="22"/>
+                <w:szCs w:val="22"/>
+                <w:color w:val="000000"/>
+              </w:rPr>
+            </w:pPr>
+            <w:r>
+              <w:rPr>
+                <w:rFonts w:ascii="Arial" w:hAnsi="Arial" w:eastAsia="Arial" w:cs="Arial"/>
+                <w:i w:val="false"/>
+                <w:b w:val="false"/>
+                <w:u w:val="none"/>
+                <w:strike w:val="false"/>
+                <w:sz w:val="22"/>
+                <w:szCs w:val="22"/>
+                <w:color w:val="000000"/>
+              </w:rPr>
+              <w:t xml:space="preserve">53,985</w:t>
             </w:r>
           </w:p>
         </w:tc>
@@ -3711,117 +3711,117 @@
                 <w:szCs w:val="22"/>
                 <w:color w:val="000000"/>
               </w:rPr>
-              <w:t xml:space="preserve">4.767</w:t>
-            </w:r>
-          </w:p>
-        </w:tc>
-        <w:tc>
-          <w:tcPr>
-            <w:tcBorders>
-              <w:bottom w:val="none" w:sz="0" w:space="0" w:color="000000"/>
-              <w:top w:val="none" w:sz="0" w:space="0" w:color="000000"/>
-              <w:left w:val="none" w:sz="0" w:space="0" w:color="000000"/>
-              <w:right w:val="none" w:sz="0" w:space="0" w:color="000000"/>
-            </w:tcBorders>
-            <w:shd w:val="clear" w:color="auto" w:fill="FFFFFF"/>
-            <w:tcMar>
-              <w:top w:w="0" w:type="dxa"/>
-              <w:bottom w:w="0" w:type="dxa"/>
-              <w:left w:w="0" w:type="dxa"/>
-              <w:right w:w="0" w:type="dxa"/>
-            </w:tcMar>
-            <w:vAlign w:val="center"/>
-          </w:tcPr>
-          <w:p>
-            <w:pPr>
-              <w:pStyle w:val="Normal"/>
-              <w:jc w:val="right"/>
-              <w:pBdr>
-                <w:bottom w:val="none" w:sz="0" w:space="0" w:color="000000"/>
-                <w:top w:val="none" w:sz="0" w:space="0" w:color="000000"/>
-                <w:left w:val="none" w:sz="0" w:space="0" w:color="000000"/>
-                <w:right w:val="none" w:sz="0" w:space="0" w:color="000000"/>
-              </w:pBdr>
-              <w:spacing w:after="100" w:before="100" w:line="240"/>
-              <w:ind w:left="100" w:right="100" w:firstLine="0" w:firstLineChars="0"/>
-              <w:rPr>
-                <w:rFonts w:ascii="Arial" w:hAnsi="Arial" w:eastAsia="Arial" w:cs="Arial"/>
-                <w:i w:val="false"/>
-                <w:b w:val="false"/>
-                <w:u w:val="none"/>
-                <w:strike w:val="false"/>
-                <w:sz w:val="22"/>
-                <w:szCs w:val="22"/>
-                <w:color w:val="000000"/>
-              </w:rPr>
-            </w:pPr>
-            <w:r>
-              <w:rPr>
-                <w:rFonts w:ascii="Arial" w:hAnsi="Arial" w:eastAsia="Arial" w:cs="Arial"/>
-                <w:i w:val="false"/>
-                <w:b w:val="false"/>
-                <w:u w:val="none"/>
-                <w:strike w:val="false"/>
-                <w:sz w:val="22"/>
-                <w:szCs w:val="22"/>
-                <w:color w:val="000000"/>
-              </w:rPr>
-              <w:t xml:space="preserve">3.692</w:t>
-            </w:r>
-          </w:p>
-        </w:tc>
-        <w:tc>
-          <w:tcPr>
-            <w:tcBorders>
-              <w:bottom w:val="none" w:sz="0" w:space="0" w:color="000000"/>
-              <w:top w:val="none" w:sz="0" w:space="0" w:color="000000"/>
-              <w:left w:val="none" w:sz="0" w:space="0" w:color="000000"/>
-              <w:right w:val="none" w:sz="0" w:space="0" w:color="000000"/>
-            </w:tcBorders>
-            <w:shd w:val="clear" w:color="auto" w:fill="FFFFFF"/>
-            <w:tcMar>
-              <w:top w:w="0" w:type="dxa"/>
-              <w:bottom w:w="0" w:type="dxa"/>
-              <w:left w:w="0" w:type="dxa"/>
-              <w:right w:w="0" w:type="dxa"/>
-            </w:tcMar>
-            <w:vAlign w:val="center"/>
-          </w:tcPr>
-          <w:p>
-            <w:pPr>
-              <w:pStyle w:val="Normal"/>
-              <w:jc w:val="right"/>
-              <w:pBdr>
-                <w:bottom w:val="none" w:sz="0" w:space="0" w:color="000000"/>
-                <w:top w:val="none" w:sz="0" w:space="0" w:color="000000"/>
-                <w:left w:val="none" w:sz="0" w:space="0" w:color="000000"/>
-                <w:right w:val="none" w:sz="0" w:space="0" w:color="000000"/>
-              </w:pBdr>
-              <w:spacing w:after="100" w:before="100" w:line="240"/>
-              <w:ind w:left="100" w:right="100" w:firstLine="0" w:firstLineChars="0"/>
-              <w:rPr>
-                <w:rFonts w:ascii="Arial" w:hAnsi="Arial" w:eastAsia="Arial" w:cs="Arial"/>
-                <w:i w:val="false"/>
-                <w:b w:val="false"/>
-                <w:u w:val="none"/>
-                <w:strike w:val="false"/>
-                <w:sz w:val="22"/>
-                <w:szCs w:val="22"/>
-                <w:color w:val="000000"/>
-              </w:rPr>
-            </w:pPr>
-            <w:r>
-              <w:rPr>
-                <w:rFonts w:ascii="Arial" w:hAnsi="Arial" w:eastAsia="Arial" w:cs="Arial"/>
-                <w:i w:val="false"/>
-                <w:b w:val="false"/>
-                <w:u w:val="none"/>
-                <w:strike w:val="false"/>
-                <w:sz w:val="22"/>
-                <w:szCs w:val="22"/>
-                <w:color w:val="000000"/>
-              </w:rPr>
-              <w:t xml:space="preserve">5.842</w:t>
+              <w:t xml:space="preserve">4.700</w:t>
+            </w:r>
+          </w:p>
+        </w:tc>
+        <w:tc>
+          <w:tcPr>
+            <w:tcBorders>
+              <w:bottom w:val="none" w:sz="0" w:space="0" w:color="000000"/>
+              <w:top w:val="none" w:sz="0" w:space="0" w:color="000000"/>
+              <w:left w:val="none" w:sz="0" w:space="0" w:color="000000"/>
+              <w:right w:val="none" w:sz="0" w:space="0" w:color="000000"/>
+            </w:tcBorders>
+            <w:shd w:val="clear" w:color="auto" w:fill="FFFFFF"/>
+            <w:tcMar>
+              <w:top w:w="0" w:type="dxa"/>
+              <w:bottom w:w="0" w:type="dxa"/>
+              <w:left w:w="0" w:type="dxa"/>
+              <w:right w:w="0" w:type="dxa"/>
+            </w:tcMar>
+            <w:vAlign w:val="center"/>
+          </w:tcPr>
+          <w:p>
+            <w:pPr>
+              <w:pStyle w:val="Normal"/>
+              <w:jc w:val="right"/>
+              <w:pBdr>
+                <w:bottom w:val="none" w:sz="0" w:space="0" w:color="000000"/>
+                <w:top w:val="none" w:sz="0" w:space="0" w:color="000000"/>
+                <w:left w:val="none" w:sz="0" w:space="0" w:color="000000"/>
+                <w:right w:val="none" w:sz="0" w:space="0" w:color="000000"/>
+              </w:pBdr>
+              <w:spacing w:after="100" w:before="100" w:line="240"/>
+              <w:ind w:left="100" w:right="100" w:firstLine="0" w:firstLineChars="0"/>
+              <w:rPr>
+                <w:rFonts w:ascii="Arial" w:hAnsi="Arial" w:eastAsia="Arial" w:cs="Arial"/>
+                <w:i w:val="false"/>
+                <w:b w:val="false"/>
+                <w:u w:val="none"/>
+                <w:strike w:val="false"/>
+                <w:sz w:val="22"/>
+                <w:szCs w:val="22"/>
+                <w:color w:val="000000"/>
+              </w:rPr>
+            </w:pPr>
+            <w:r>
+              <w:rPr>
+                <w:rFonts w:ascii="Arial" w:hAnsi="Arial" w:eastAsia="Arial" w:cs="Arial"/>
+                <w:i w:val="false"/>
+                <w:b w:val="false"/>
+                <w:u w:val="none"/>
+                <w:strike w:val="false"/>
+                <w:sz w:val="22"/>
+                <w:szCs w:val="22"/>
+                <w:color w:val="000000"/>
+              </w:rPr>
+              <w:t xml:space="preserve">3.617</w:t>
+            </w:r>
+          </w:p>
+        </w:tc>
+        <w:tc>
+          <w:tcPr>
+            <w:tcBorders>
+              <w:bottom w:val="none" w:sz="0" w:space="0" w:color="000000"/>
+              <w:top w:val="none" w:sz="0" w:space="0" w:color="000000"/>
+              <w:left w:val="none" w:sz="0" w:space="0" w:color="000000"/>
+              <w:right w:val="none" w:sz="0" w:space="0" w:color="000000"/>
+            </w:tcBorders>
+            <w:shd w:val="clear" w:color="auto" w:fill="FFFFFF"/>
+            <w:tcMar>
+              <w:top w:w="0" w:type="dxa"/>
+              <w:bottom w:w="0" w:type="dxa"/>
+              <w:left w:w="0" w:type="dxa"/>
+              <w:right w:w="0" w:type="dxa"/>
+            </w:tcMar>
+            <w:vAlign w:val="center"/>
+          </w:tcPr>
+          <w:p>
+            <w:pPr>
+              <w:pStyle w:val="Normal"/>
+              <w:jc w:val="right"/>
+              <w:pBdr>
+                <w:bottom w:val="none" w:sz="0" w:space="0" w:color="000000"/>
+                <w:top w:val="none" w:sz="0" w:space="0" w:color="000000"/>
+                <w:left w:val="none" w:sz="0" w:space="0" w:color="000000"/>
+                <w:right w:val="none" w:sz="0" w:space="0" w:color="000000"/>
+              </w:pBdr>
+              <w:spacing w:after="100" w:before="100" w:line="240"/>
+              <w:ind w:left="100" w:right="100" w:firstLine="0" w:firstLineChars="0"/>
+              <w:rPr>
+                <w:rFonts w:ascii="Arial" w:hAnsi="Arial" w:eastAsia="Arial" w:cs="Arial"/>
+                <w:i w:val="false"/>
+                <w:b w:val="false"/>
+                <w:u w:val="none"/>
+                <w:strike w:val="false"/>
+                <w:sz w:val="22"/>
+                <w:szCs w:val="22"/>
+                <w:color w:val="000000"/>
+              </w:rPr>
+            </w:pPr>
+            <w:r>
+              <w:rPr>
+                <w:rFonts w:ascii="Arial" w:hAnsi="Arial" w:eastAsia="Arial" w:cs="Arial"/>
+                <w:i w:val="false"/>
+                <w:b w:val="false"/>
+                <w:u w:val="none"/>
+                <w:strike w:val="false"/>
+                <w:sz w:val="22"/>
+                <w:szCs w:val="22"/>
+                <w:color w:val="000000"/>
+              </w:rPr>
+              <w:t xml:space="preserve">5.783</w:t>
             </w:r>
           </w:p>
         </w:tc>
@@ -4041,7 +4041,7 @@
                 <w:szCs w:val="22"/>
                 <w:color w:val="000000"/>
               </w:rPr>
-              <w:t xml:space="preserve">50,183</w:t>
+              <w:t xml:space="preserve">50,184</w:t>
             </w:r>
           </w:p>
         </w:tc>
@@ -4211,117 +4211,117 @@
                 <w:szCs w:val="22"/>
                 <w:color w:val="000000"/>
               </w:rPr>
-              <w:t xml:space="preserve">6.031</w:t>
-            </w:r>
-          </w:p>
-        </w:tc>
-        <w:tc>
-          <w:tcPr>
-            <w:tcBorders>
-              <w:bottom w:val="none" w:sz="0" w:space="0" w:color="000000"/>
-              <w:top w:val="none" w:sz="0" w:space="0" w:color="000000"/>
-              <w:left w:val="none" w:sz="0" w:space="0" w:color="000000"/>
-              <w:right w:val="none" w:sz="0" w:space="0" w:color="000000"/>
-            </w:tcBorders>
-            <w:shd w:val="clear" w:color="auto" w:fill="FFFFFF"/>
-            <w:tcMar>
-              <w:top w:w="0" w:type="dxa"/>
-              <w:bottom w:w="0" w:type="dxa"/>
-              <w:left w:w="0" w:type="dxa"/>
-              <w:right w:w="0" w:type="dxa"/>
-            </w:tcMar>
-            <w:vAlign w:val="center"/>
-          </w:tcPr>
-          <w:p>
-            <w:pPr>
-              <w:pStyle w:val="Normal"/>
-              <w:jc w:val="right"/>
-              <w:pBdr>
-                <w:bottom w:val="none" w:sz="0" w:space="0" w:color="000000"/>
-                <w:top w:val="none" w:sz="0" w:space="0" w:color="000000"/>
-                <w:left w:val="none" w:sz="0" w:space="0" w:color="000000"/>
-                <w:right w:val="none" w:sz="0" w:space="0" w:color="000000"/>
-              </w:pBdr>
-              <w:spacing w:after="100" w:before="100" w:line="240"/>
-              <w:ind w:left="100" w:right="100" w:firstLine="0" w:firstLineChars="0"/>
-              <w:rPr>
-                <w:rFonts w:ascii="Arial" w:hAnsi="Arial" w:eastAsia="Arial" w:cs="Arial"/>
-                <w:i w:val="false"/>
-                <w:b w:val="false"/>
-                <w:u w:val="none"/>
-                <w:strike w:val="false"/>
-                <w:sz w:val="22"/>
-                <w:szCs w:val="22"/>
-                <w:color w:val="000000"/>
-              </w:rPr>
-            </w:pPr>
-            <w:r>
-              <w:rPr>
-                <w:rFonts w:ascii="Arial" w:hAnsi="Arial" w:eastAsia="Arial" w:cs="Arial"/>
-                <w:i w:val="false"/>
-                <w:b w:val="false"/>
-                <w:u w:val="none"/>
-                <w:strike w:val="false"/>
-                <w:sz w:val="22"/>
-                <w:szCs w:val="22"/>
-                <w:color w:val="000000"/>
-              </w:rPr>
-              <w:t xml:space="preserve">4.884</w:t>
-            </w:r>
-          </w:p>
-        </w:tc>
-        <w:tc>
-          <w:tcPr>
-            <w:tcBorders>
-              <w:bottom w:val="none" w:sz="0" w:space="0" w:color="000000"/>
-              <w:top w:val="none" w:sz="0" w:space="0" w:color="000000"/>
-              <w:left w:val="none" w:sz="0" w:space="0" w:color="000000"/>
-              <w:right w:val="none" w:sz="0" w:space="0" w:color="000000"/>
-            </w:tcBorders>
-            <w:shd w:val="clear" w:color="auto" w:fill="FFFFFF"/>
-            <w:tcMar>
-              <w:top w:w="0" w:type="dxa"/>
-              <w:bottom w:w="0" w:type="dxa"/>
-              <w:left w:w="0" w:type="dxa"/>
-              <w:right w:w="0" w:type="dxa"/>
-            </w:tcMar>
-            <w:vAlign w:val="center"/>
-          </w:tcPr>
-          <w:p>
-            <w:pPr>
-              <w:pStyle w:val="Normal"/>
-              <w:jc w:val="right"/>
-              <w:pBdr>
-                <w:bottom w:val="none" w:sz="0" w:space="0" w:color="000000"/>
-                <w:top w:val="none" w:sz="0" w:space="0" w:color="000000"/>
-                <w:left w:val="none" w:sz="0" w:space="0" w:color="000000"/>
-                <w:right w:val="none" w:sz="0" w:space="0" w:color="000000"/>
-              </w:pBdr>
-              <w:spacing w:after="100" w:before="100" w:line="240"/>
-              <w:ind w:left="100" w:right="100" w:firstLine="0" w:firstLineChars="0"/>
-              <w:rPr>
-                <w:rFonts w:ascii="Arial" w:hAnsi="Arial" w:eastAsia="Arial" w:cs="Arial"/>
-                <w:i w:val="false"/>
-                <w:b w:val="false"/>
-                <w:u w:val="none"/>
-                <w:strike w:val="false"/>
-                <w:sz w:val="22"/>
-                <w:szCs w:val="22"/>
-                <w:color w:val="000000"/>
-              </w:rPr>
-            </w:pPr>
-            <w:r>
-              <w:rPr>
-                <w:rFonts w:ascii="Arial" w:hAnsi="Arial" w:eastAsia="Arial" w:cs="Arial"/>
-                <w:i w:val="false"/>
-                <w:b w:val="false"/>
-                <w:u w:val="none"/>
-                <w:strike w:val="false"/>
-                <w:sz w:val="22"/>
-                <w:szCs w:val="22"/>
-                <w:color w:val="000000"/>
-              </w:rPr>
-              <w:t xml:space="preserve">7.177</w:t>
+              <w:t xml:space="preserve">5.957</w:t>
+            </w:r>
+          </w:p>
+        </w:tc>
+        <w:tc>
+          <w:tcPr>
+            <w:tcBorders>
+              <w:bottom w:val="none" w:sz="0" w:space="0" w:color="000000"/>
+              <w:top w:val="none" w:sz="0" w:space="0" w:color="000000"/>
+              <w:left w:val="none" w:sz="0" w:space="0" w:color="000000"/>
+              <w:right w:val="none" w:sz="0" w:space="0" w:color="000000"/>
+            </w:tcBorders>
+            <w:shd w:val="clear" w:color="auto" w:fill="FFFFFF"/>
+            <w:tcMar>
+              <w:top w:w="0" w:type="dxa"/>
+              <w:bottom w:w="0" w:type="dxa"/>
+              <w:left w:w="0" w:type="dxa"/>
+              <w:right w:w="0" w:type="dxa"/>
+            </w:tcMar>
+            <w:vAlign w:val="center"/>
+          </w:tcPr>
+          <w:p>
+            <w:pPr>
+              <w:pStyle w:val="Normal"/>
+              <w:jc w:val="right"/>
+              <w:pBdr>
+                <w:bottom w:val="none" w:sz="0" w:space="0" w:color="000000"/>
+                <w:top w:val="none" w:sz="0" w:space="0" w:color="000000"/>
+                <w:left w:val="none" w:sz="0" w:space="0" w:color="000000"/>
+                <w:right w:val="none" w:sz="0" w:space="0" w:color="000000"/>
+              </w:pBdr>
+              <w:spacing w:after="100" w:before="100" w:line="240"/>
+              <w:ind w:left="100" w:right="100" w:firstLine="0" w:firstLineChars="0"/>
+              <w:rPr>
+                <w:rFonts w:ascii="Arial" w:hAnsi="Arial" w:eastAsia="Arial" w:cs="Arial"/>
+                <w:i w:val="false"/>
+                <w:b w:val="false"/>
+                <w:u w:val="none"/>
+                <w:strike w:val="false"/>
+                <w:sz w:val="22"/>
+                <w:szCs w:val="22"/>
+                <w:color w:val="000000"/>
+              </w:rPr>
+            </w:pPr>
+            <w:r>
+              <w:rPr>
+                <w:rFonts w:ascii="Arial" w:hAnsi="Arial" w:eastAsia="Arial" w:cs="Arial"/>
+                <w:i w:val="false"/>
+                <w:b w:val="false"/>
+                <w:u w:val="none"/>
+                <w:strike w:val="false"/>
+                <w:sz w:val="22"/>
+                <w:szCs w:val="22"/>
+                <w:color w:val="000000"/>
+              </w:rPr>
+              <w:t xml:space="preserve">4.807</w:t>
+            </w:r>
+          </w:p>
+        </w:tc>
+        <w:tc>
+          <w:tcPr>
+            <w:tcBorders>
+              <w:bottom w:val="none" w:sz="0" w:space="0" w:color="000000"/>
+              <w:top w:val="none" w:sz="0" w:space="0" w:color="000000"/>
+              <w:left w:val="none" w:sz="0" w:space="0" w:color="000000"/>
+              <w:right w:val="none" w:sz="0" w:space="0" w:color="000000"/>
+            </w:tcBorders>
+            <w:shd w:val="clear" w:color="auto" w:fill="FFFFFF"/>
+            <w:tcMar>
+              <w:top w:w="0" w:type="dxa"/>
+              <w:bottom w:w="0" w:type="dxa"/>
+              <w:left w:w="0" w:type="dxa"/>
+              <w:right w:w="0" w:type="dxa"/>
+            </w:tcMar>
+            <w:vAlign w:val="center"/>
+          </w:tcPr>
+          <w:p>
+            <w:pPr>
+              <w:pStyle w:val="Normal"/>
+              <w:jc w:val="right"/>
+              <w:pBdr>
+                <w:bottom w:val="none" w:sz="0" w:space="0" w:color="000000"/>
+                <w:top w:val="none" w:sz="0" w:space="0" w:color="000000"/>
+                <w:left w:val="none" w:sz="0" w:space="0" w:color="000000"/>
+                <w:right w:val="none" w:sz="0" w:space="0" w:color="000000"/>
+              </w:pBdr>
+              <w:spacing w:after="100" w:before="100" w:line="240"/>
+              <w:ind w:left="100" w:right="100" w:firstLine="0" w:firstLineChars="0"/>
+              <w:rPr>
+                <w:rFonts w:ascii="Arial" w:hAnsi="Arial" w:eastAsia="Arial" w:cs="Arial"/>
+                <w:i w:val="false"/>
+                <w:b w:val="false"/>
+                <w:u w:val="none"/>
+                <w:strike w:val="false"/>
+                <w:sz w:val="22"/>
+                <w:szCs w:val="22"/>
+                <w:color w:val="000000"/>
+              </w:rPr>
+            </w:pPr>
+            <w:r>
+              <w:rPr>
+                <w:rFonts w:ascii="Arial" w:hAnsi="Arial" w:eastAsia="Arial" w:cs="Arial"/>
+                <w:i w:val="false"/>
+                <w:b w:val="false"/>
+                <w:u w:val="none"/>
+                <w:strike w:val="false"/>
+                <w:sz w:val="22"/>
+                <w:szCs w:val="22"/>
+                <w:color w:val="000000"/>
+              </w:rPr>
+              <w:t xml:space="preserve">7.106</w:t>
             </w:r>
           </w:p>
         </w:tc>
@@ -4541,7 +4541,7 @@
                 <w:szCs w:val="22"/>
                 <w:color w:val="000000"/>
               </w:rPr>
-              <w:t xml:space="preserve">50,183</w:t>
+              <w:t xml:space="preserve">50,184</w:t>
             </w:r>
           </w:p>
         </w:tc>
@@ -4711,117 +4711,117 @@
                 <w:szCs w:val="22"/>
                 <w:color w:val="000000"/>
               </w:rPr>
-              <w:t xml:space="preserve">-2.505</w:t>
-            </w:r>
-          </w:p>
-        </w:tc>
-        <w:tc>
-          <w:tcPr>
-            <w:tcBorders>
-              <w:bottom w:val="none" w:sz="0" w:space="0" w:color="000000"/>
-              <w:top w:val="none" w:sz="0" w:space="0" w:color="000000"/>
-              <w:left w:val="none" w:sz="0" w:space="0" w:color="000000"/>
-              <w:right w:val="none" w:sz="0" w:space="0" w:color="000000"/>
-            </w:tcBorders>
-            <w:shd w:val="clear" w:color="auto" w:fill="FFFFFF"/>
-            <w:tcMar>
-              <w:top w:w="0" w:type="dxa"/>
-              <w:bottom w:w="0" w:type="dxa"/>
-              <w:left w:w="0" w:type="dxa"/>
-              <w:right w:w="0" w:type="dxa"/>
-            </w:tcMar>
-            <w:vAlign w:val="center"/>
-          </w:tcPr>
-          <w:p>
-            <w:pPr>
-              <w:pStyle w:val="Normal"/>
-              <w:jc w:val="right"/>
-              <w:pBdr>
-                <w:bottom w:val="none" w:sz="0" w:space="0" w:color="000000"/>
-                <w:top w:val="none" w:sz="0" w:space="0" w:color="000000"/>
-                <w:left w:val="none" w:sz="0" w:space="0" w:color="000000"/>
-                <w:right w:val="none" w:sz="0" w:space="0" w:color="000000"/>
-              </w:pBdr>
-              <w:spacing w:after="100" w:before="100" w:line="240"/>
-              <w:ind w:left="100" w:right="100" w:firstLine="0" w:firstLineChars="0"/>
-              <w:rPr>
-                <w:rFonts w:ascii="Arial" w:hAnsi="Arial" w:eastAsia="Arial" w:cs="Arial"/>
-                <w:i w:val="false"/>
-                <w:b w:val="false"/>
-                <w:u w:val="none"/>
-                <w:strike w:val="false"/>
-                <w:sz w:val="22"/>
-                <w:szCs w:val="22"/>
-                <w:color w:val="000000"/>
-              </w:rPr>
-            </w:pPr>
-            <w:r>
-              <w:rPr>
-                <w:rFonts w:ascii="Arial" w:hAnsi="Arial" w:eastAsia="Arial" w:cs="Arial"/>
-                <w:i w:val="false"/>
-                <w:b w:val="false"/>
-                <w:u w:val="none"/>
-                <w:strike w:val="false"/>
-                <w:sz w:val="22"/>
-                <w:szCs w:val="22"/>
-                <w:color w:val="000000"/>
-              </w:rPr>
-              <w:t xml:space="preserve">-3.255</w:t>
-            </w:r>
-          </w:p>
-        </w:tc>
-        <w:tc>
-          <w:tcPr>
-            <w:tcBorders>
-              <w:bottom w:val="none" w:sz="0" w:space="0" w:color="000000"/>
-              <w:top w:val="none" w:sz="0" w:space="0" w:color="000000"/>
-              <w:left w:val="none" w:sz="0" w:space="0" w:color="000000"/>
-              <w:right w:val="none" w:sz="0" w:space="0" w:color="000000"/>
-            </w:tcBorders>
-            <w:shd w:val="clear" w:color="auto" w:fill="FFFFFF"/>
-            <w:tcMar>
-              <w:top w:w="0" w:type="dxa"/>
-              <w:bottom w:w="0" w:type="dxa"/>
-              <w:left w:w="0" w:type="dxa"/>
-              <w:right w:w="0" w:type="dxa"/>
-            </w:tcMar>
-            <w:vAlign w:val="center"/>
-          </w:tcPr>
-          <w:p>
-            <w:pPr>
-              <w:pStyle w:val="Normal"/>
-              <w:jc w:val="right"/>
-              <w:pBdr>
-                <w:bottom w:val="none" w:sz="0" w:space="0" w:color="000000"/>
-                <w:top w:val="none" w:sz="0" w:space="0" w:color="000000"/>
-                <w:left w:val="none" w:sz="0" w:space="0" w:color="000000"/>
-                <w:right w:val="none" w:sz="0" w:space="0" w:color="000000"/>
-              </w:pBdr>
-              <w:spacing w:after="100" w:before="100" w:line="240"/>
-              <w:ind w:left="100" w:right="100" w:firstLine="0" w:firstLineChars="0"/>
-              <w:rPr>
-                <w:rFonts w:ascii="Arial" w:hAnsi="Arial" w:eastAsia="Arial" w:cs="Arial"/>
-                <w:i w:val="false"/>
-                <w:b w:val="false"/>
-                <w:u w:val="none"/>
-                <w:strike w:val="false"/>
-                <w:sz w:val="22"/>
-                <w:szCs w:val="22"/>
-                <w:color w:val="000000"/>
-              </w:rPr>
-            </w:pPr>
-            <w:r>
-              <w:rPr>
-                <w:rFonts w:ascii="Arial" w:hAnsi="Arial" w:eastAsia="Arial" w:cs="Arial"/>
-                <w:i w:val="false"/>
-                <w:b w:val="false"/>
-                <w:u w:val="none"/>
-                <w:strike w:val="false"/>
-                <w:sz w:val="22"/>
-                <w:szCs w:val="22"/>
-                <w:color w:val="000000"/>
-              </w:rPr>
-              <w:t xml:space="preserve">-1.755</w:t>
+              <w:t xml:space="preserve">-2.446</w:t>
+            </w:r>
+          </w:p>
+        </w:tc>
+        <w:tc>
+          <w:tcPr>
+            <w:tcBorders>
+              <w:bottom w:val="none" w:sz="0" w:space="0" w:color="000000"/>
+              <w:top w:val="none" w:sz="0" w:space="0" w:color="000000"/>
+              <w:left w:val="none" w:sz="0" w:space="0" w:color="000000"/>
+              <w:right w:val="none" w:sz="0" w:space="0" w:color="000000"/>
+            </w:tcBorders>
+            <w:shd w:val="clear" w:color="auto" w:fill="FFFFFF"/>
+            <w:tcMar>
+              <w:top w:w="0" w:type="dxa"/>
+              <w:bottom w:w="0" w:type="dxa"/>
+              <w:left w:w="0" w:type="dxa"/>
+              <w:right w:w="0" w:type="dxa"/>
+            </w:tcMar>
+            <w:vAlign w:val="center"/>
+          </w:tcPr>
+          <w:p>
+            <w:pPr>
+              <w:pStyle w:val="Normal"/>
+              <w:jc w:val="right"/>
+              <w:pBdr>
+                <w:bottom w:val="none" w:sz="0" w:space="0" w:color="000000"/>
+                <w:top w:val="none" w:sz="0" w:space="0" w:color="000000"/>
+                <w:left w:val="none" w:sz="0" w:space="0" w:color="000000"/>
+                <w:right w:val="none" w:sz="0" w:space="0" w:color="000000"/>
+              </w:pBdr>
+              <w:spacing w:after="100" w:before="100" w:line="240"/>
+              <w:ind w:left="100" w:right="100" w:firstLine="0" w:firstLineChars="0"/>
+              <w:rPr>
+                <w:rFonts w:ascii="Arial" w:hAnsi="Arial" w:eastAsia="Arial" w:cs="Arial"/>
+                <w:i w:val="false"/>
+                <w:b w:val="false"/>
+                <w:u w:val="none"/>
+                <w:strike w:val="false"/>
+                <w:sz w:val="22"/>
+                <w:szCs w:val="22"/>
+                <w:color w:val="000000"/>
+              </w:rPr>
+            </w:pPr>
+            <w:r>
+              <w:rPr>
+                <w:rFonts w:ascii="Arial" w:hAnsi="Arial" w:eastAsia="Arial" w:cs="Arial"/>
+                <w:i w:val="false"/>
+                <w:b w:val="false"/>
+                <w:u w:val="none"/>
+                <w:strike w:val="false"/>
+                <w:sz w:val="22"/>
+                <w:szCs w:val="22"/>
+                <w:color w:val="000000"/>
+              </w:rPr>
+              <w:t xml:space="preserve">-3.199</w:t>
+            </w:r>
+          </w:p>
+        </w:tc>
+        <w:tc>
+          <w:tcPr>
+            <w:tcBorders>
+              <w:bottom w:val="none" w:sz="0" w:space="0" w:color="000000"/>
+              <w:top w:val="none" w:sz="0" w:space="0" w:color="000000"/>
+              <w:left w:val="none" w:sz="0" w:space="0" w:color="000000"/>
+              <w:right w:val="none" w:sz="0" w:space="0" w:color="000000"/>
+            </w:tcBorders>
+            <w:shd w:val="clear" w:color="auto" w:fill="FFFFFF"/>
+            <w:tcMar>
+              <w:top w:w="0" w:type="dxa"/>
+              <w:bottom w:w="0" w:type="dxa"/>
+              <w:left w:w="0" w:type="dxa"/>
+              <w:right w:w="0" w:type="dxa"/>
+            </w:tcMar>
+            <w:vAlign w:val="center"/>
+          </w:tcPr>
+          <w:p>
+            <w:pPr>
+              <w:pStyle w:val="Normal"/>
+              <w:jc w:val="right"/>
+              <w:pBdr>
+                <w:bottom w:val="none" w:sz="0" w:space="0" w:color="000000"/>
+                <w:top w:val="none" w:sz="0" w:space="0" w:color="000000"/>
+                <w:left w:val="none" w:sz="0" w:space="0" w:color="000000"/>
+                <w:right w:val="none" w:sz="0" w:space="0" w:color="000000"/>
+              </w:pBdr>
+              <w:spacing w:after="100" w:before="100" w:line="240"/>
+              <w:ind w:left="100" w:right="100" w:firstLine="0" w:firstLineChars="0"/>
+              <w:rPr>
+                <w:rFonts w:ascii="Arial" w:hAnsi="Arial" w:eastAsia="Arial" w:cs="Arial"/>
+                <w:i w:val="false"/>
+                <w:b w:val="false"/>
+                <w:u w:val="none"/>
+                <w:strike w:val="false"/>
+                <w:sz w:val="22"/>
+                <w:szCs w:val="22"/>
+                <w:color w:val="000000"/>
+              </w:rPr>
+            </w:pPr>
+            <w:r>
+              <w:rPr>
+                <w:rFonts w:ascii="Arial" w:hAnsi="Arial" w:eastAsia="Arial" w:cs="Arial"/>
+                <w:i w:val="false"/>
+                <w:b w:val="false"/>
+                <w:u w:val="none"/>
+                <w:strike w:val="false"/>
+                <w:sz w:val="22"/>
+                <w:szCs w:val="22"/>
+                <w:color w:val="000000"/>
+              </w:rPr>
+              <w:t xml:space="preserve">-1.693</w:t>
             </w:r>
           </w:p>
         </w:tc>
@@ -5041,7 +5041,7 @@
                 <w:szCs w:val="22"/>
                 <w:color w:val="000000"/>
               </w:rPr>
-              <w:t xml:space="preserve">50,183</w:t>
+              <w:t xml:space="preserve">50,184</w:t>
             </w:r>
           </w:p>
         </w:tc>
@@ -5211,117 +5211,117 @@
                 <w:szCs w:val="22"/>
                 <w:color w:val="000000"/>
               </w:rPr>
-              <w:t xml:space="preserve">4.772</w:t>
-            </w:r>
-          </w:p>
-        </w:tc>
-        <w:tc>
-          <w:tcPr>
-            <w:tcBorders>
-              <w:bottom w:val="none" w:sz="0" w:space="0" w:color="000000"/>
-              <w:top w:val="none" w:sz="0" w:space="0" w:color="000000"/>
-              <w:left w:val="none" w:sz="0" w:space="0" w:color="000000"/>
-              <w:right w:val="none" w:sz="0" w:space="0" w:color="000000"/>
-            </w:tcBorders>
-            <w:shd w:val="clear" w:color="auto" w:fill="FFFFFF"/>
-            <w:tcMar>
-              <w:top w:w="0" w:type="dxa"/>
-              <w:bottom w:w="0" w:type="dxa"/>
-              <w:left w:w="0" w:type="dxa"/>
-              <w:right w:w="0" w:type="dxa"/>
-            </w:tcMar>
-            <w:vAlign w:val="center"/>
-          </w:tcPr>
-          <w:p>
-            <w:pPr>
-              <w:pStyle w:val="Normal"/>
-              <w:jc w:val="right"/>
-              <w:pBdr>
-                <w:bottom w:val="none" w:sz="0" w:space="0" w:color="000000"/>
-                <w:top w:val="none" w:sz="0" w:space="0" w:color="000000"/>
-                <w:left w:val="none" w:sz="0" w:space="0" w:color="000000"/>
-                <w:right w:val="none" w:sz="0" w:space="0" w:color="000000"/>
-              </w:pBdr>
-              <w:spacing w:after="100" w:before="100" w:line="240"/>
-              <w:ind w:left="100" w:right="100" w:firstLine="0" w:firstLineChars="0"/>
-              <w:rPr>
-                <w:rFonts w:ascii="Arial" w:hAnsi="Arial" w:eastAsia="Arial" w:cs="Arial"/>
-                <w:i w:val="false"/>
-                <w:b w:val="false"/>
-                <w:u w:val="none"/>
-                <w:strike w:val="false"/>
-                <w:sz w:val="22"/>
-                <w:szCs w:val="22"/>
-                <w:color w:val="000000"/>
-              </w:rPr>
-            </w:pPr>
-            <w:r>
-              <w:rPr>
-                <w:rFonts w:ascii="Arial" w:hAnsi="Arial" w:eastAsia="Arial" w:cs="Arial"/>
-                <w:i w:val="false"/>
-                <w:b w:val="false"/>
-                <w:u w:val="none"/>
-                <w:strike w:val="false"/>
-                <w:sz w:val="22"/>
-                <w:szCs w:val="22"/>
-                <w:color w:val="000000"/>
-              </w:rPr>
-              <w:t xml:space="preserve">3.683</w:t>
-            </w:r>
-          </w:p>
-        </w:tc>
-        <w:tc>
-          <w:tcPr>
-            <w:tcBorders>
-              <w:bottom w:val="none" w:sz="0" w:space="0" w:color="000000"/>
-              <w:top w:val="none" w:sz="0" w:space="0" w:color="000000"/>
-              <w:left w:val="none" w:sz="0" w:space="0" w:color="000000"/>
-              <w:right w:val="none" w:sz="0" w:space="0" w:color="000000"/>
-            </w:tcBorders>
-            <w:shd w:val="clear" w:color="auto" w:fill="FFFFFF"/>
-            <w:tcMar>
-              <w:top w:w="0" w:type="dxa"/>
-              <w:bottom w:w="0" w:type="dxa"/>
-              <w:left w:w="0" w:type="dxa"/>
-              <w:right w:w="0" w:type="dxa"/>
-            </w:tcMar>
-            <w:vAlign w:val="center"/>
-          </w:tcPr>
-          <w:p>
-            <w:pPr>
-              <w:pStyle w:val="Normal"/>
-              <w:jc w:val="right"/>
-              <w:pBdr>
-                <w:bottom w:val="none" w:sz="0" w:space="0" w:color="000000"/>
-                <w:top w:val="none" w:sz="0" w:space="0" w:color="000000"/>
-                <w:left w:val="none" w:sz="0" w:space="0" w:color="000000"/>
-                <w:right w:val="none" w:sz="0" w:space="0" w:color="000000"/>
-              </w:pBdr>
-              <w:spacing w:after="100" w:before="100" w:line="240"/>
-              <w:ind w:left="100" w:right="100" w:firstLine="0" w:firstLineChars="0"/>
-              <w:rPr>
-                <w:rFonts w:ascii="Arial" w:hAnsi="Arial" w:eastAsia="Arial" w:cs="Arial"/>
-                <w:i w:val="false"/>
-                <w:b w:val="false"/>
-                <w:u w:val="none"/>
-                <w:strike w:val="false"/>
-                <w:sz w:val="22"/>
-                <w:szCs w:val="22"/>
-                <w:color w:val="000000"/>
-              </w:rPr>
-            </w:pPr>
-            <w:r>
-              <w:rPr>
-                <w:rFonts w:ascii="Arial" w:hAnsi="Arial" w:eastAsia="Arial" w:cs="Arial"/>
-                <w:i w:val="false"/>
-                <w:b w:val="false"/>
-                <w:u w:val="none"/>
-                <w:strike w:val="false"/>
-                <w:sz w:val="22"/>
-                <w:szCs w:val="22"/>
-                <w:color w:val="000000"/>
-              </w:rPr>
-              <w:t xml:space="preserve">5.861</w:t>
+              <w:t xml:space="preserve">4.765</w:t>
+            </w:r>
+          </w:p>
+        </w:tc>
+        <w:tc>
+          <w:tcPr>
+            <w:tcBorders>
+              <w:bottom w:val="none" w:sz="0" w:space="0" w:color="000000"/>
+              <w:top w:val="none" w:sz="0" w:space="0" w:color="000000"/>
+              <w:left w:val="none" w:sz="0" w:space="0" w:color="000000"/>
+              <w:right w:val="none" w:sz="0" w:space="0" w:color="000000"/>
+            </w:tcBorders>
+            <w:shd w:val="clear" w:color="auto" w:fill="FFFFFF"/>
+            <w:tcMar>
+              <w:top w:w="0" w:type="dxa"/>
+              <w:bottom w:w="0" w:type="dxa"/>
+              <w:left w:w="0" w:type="dxa"/>
+              <w:right w:w="0" w:type="dxa"/>
+            </w:tcMar>
+            <w:vAlign w:val="center"/>
+          </w:tcPr>
+          <w:p>
+            <w:pPr>
+              <w:pStyle w:val="Normal"/>
+              <w:jc w:val="right"/>
+              <w:pBdr>
+                <w:bottom w:val="none" w:sz="0" w:space="0" w:color="000000"/>
+                <w:top w:val="none" w:sz="0" w:space="0" w:color="000000"/>
+                <w:left w:val="none" w:sz="0" w:space="0" w:color="000000"/>
+                <w:right w:val="none" w:sz="0" w:space="0" w:color="000000"/>
+              </w:pBdr>
+              <w:spacing w:after="100" w:before="100" w:line="240"/>
+              <w:ind w:left="100" w:right="100" w:firstLine="0" w:firstLineChars="0"/>
+              <w:rPr>
+                <w:rFonts w:ascii="Arial" w:hAnsi="Arial" w:eastAsia="Arial" w:cs="Arial"/>
+                <w:i w:val="false"/>
+                <w:b w:val="false"/>
+                <w:u w:val="none"/>
+                <w:strike w:val="false"/>
+                <w:sz w:val="22"/>
+                <w:szCs w:val="22"/>
+                <w:color w:val="000000"/>
+              </w:rPr>
+            </w:pPr>
+            <w:r>
+              <w:rPr>
+                <w:rFonts w:ascii="Arial" w:hAnsi="Arial" w:eastAsia="Arial" w:cs="Arial"/>
+                <w:i w:val="false"/>
+                <w:b w:val="false"/>
+                <w:u w:val="none"/>
+                <w:strike w:val="false"/>
+                <w:sz w:val="22"/>
+                <w:szCs w:val="22"/>
+                <w:color w:val="000000"/>
+              </w:rPr>
+              <w:t xml:space="preserve">3.671</w:t>
+            </w:r>
+          </w:p>
+        </w:tc>
+        <w:tc>
+          <w:tcPr>
+            <w:tcBorders>
+              <w:bottom w:val="none" w:sz="0" w:space="0" w:color="000000"/>
+              <w:top w:val="none" w:sz="0" w:space="0" w:color="000000"/>
+              <w:left w:val="none" w:sz="0" w:space="0" w:color="000000"/>
+              <w:right w:val="none" w:sz="0" w:space="0" w:color="000000"/>
+            </w:tcBorders>
+            <w:shd w:val="clear" w:color="auto" w:fill="FFFFFF"/>
+            <w:tcMar>
+              <w:top w:w="0" w:type="dxa"/>
+              <w:bottom w:w="0" w:type="dxa"/>
+              <w:left w:w="0" w:type="dxa"/>
+              <w:right w:w="0" w:type="dxa"/>
+            </w:tcMar>
+            <w:vAlign w:val="center"/>
+          </w:tcPr>
+          <w:p>
+            <w:pPr>
+              <w:pStyle w:val="Normal"/>
+              <w:jc w:val="right"/>
+              <w:pBdr>
+                <w:bottom w:val="none" w:sz="0" w:space="0" w:color="000000"/>
+                <w:top w:val="none" w:sz="0" w:space="0" w:color="000000"/>
+                <w:left w:val="none" w:sz="0" w:space="0" w:color="000000"/>
+                <w:right w:val="none" w:sz="0" w:space="0" w:color="000000"/>
+              </w:pBdr>
+              <w:spacing w:after="100" w:before="100" w:line="240"/>
+              <w:ind w:left="100" w:right="100" w:firstLine="0" w:firstLineChars="0"/>
+              <w:rPr>
+                <w:rFonts w:ascii="Arial" w:hAnsi="Arial" w:eastAsia="Arial" w:cs="Arial"/>
+                <w:i w:val="false"/>
+                <w:b w:val="false"/>
+                <w:u w:val="none"/>
+                <w:strike w:val="false"/>
+                <w:sz w:val="22"/>
+                <w:szCs w:val="22"/>
+                <w:color w:val="000000"/>
+              </w:rPr>
+            </w:pPr>
+            <w:r>
+              <w:rPr>
+                <w:rFonts w:ascii="Arial" w:hAnsi="Arial" w:eastAsia="Arial" w:cs="Arial"/>
+                <w:i w:val="false"/>
+                <w:b w:val="false"/>
+                <w:u w:val="none"/>
+                <w:strike w:val="false"/>
+                <w:sz w:val="22"/>
+                <w:szCs w:val="22"/>
+                <w:color w:val="000000"/>
+              </w:rPr>
+              <w:t xml:space="preserve">5.860</w:t>
             </w:r>
           </w:p>
         </w:tc>
@@ -5541,7 +5541,7 @@
                 <w:szCs w:val="22"/>
                 <w:color w:val="000000"/>
               </w:rPr>
-              <w:t xml:space="preserve">50,183</w:t>
+              <w:t xml:space="preserve">50,184</w:t>
             </w:r>
           </w:p>
         </w:tc>
@@ -5711,117 +5711,117 @@
                 <w:szCs w:val="22"/>
                 <w:color w:val="000000"/>
               </w:rPr>
-              <w:t xml:space="preserve">6.022</w:t>
-            </w:r>
-          </w:p>
-        </w:tc>
-        <w:tc>
-          <w:tcPr>
-            <w:tcBorders>
-              <w:bottom w:val="none" w:sz="0" w:space="0" w:color="000000"/>
-              <w:top w:val="none" w:sz="0" w:space="0" w:color="000000"/>
-              <w:left w:val="none" w:sz="0" w:space="0" w:color="000000"/>
-              <w:right w:val="none" w:sz="0" w:space="0" w:color="000000"/>
-            </w:tcBorders>
-            <w:shd w:val="clear" w:color="auto" w:fill="FFFFFF"/>
-            <w:tcMar>
-              <w:top w:w="0" w:type="dxa"/>
-              <w:bottom w:w="0" w:type="dxa"/>
-              <w:left w:w="0" w:type="dxa"/>
-              <w:right w:w="0" w:type="dxa"/>
-            </w:tcMar>
-            <w:vAlign w:val="center"/>
-          </w:tcPr>
-          <w:p>
-            <w:pPr>
-              <w:pStyle w:val="Normal"/>
-              <w:jc w:val="right"/>
-              <w:pBdr>
-                <w:bottom w:val="none" w:sz="0" w:space="0" w:color="000000"/>
-                <w:top w:val="none" w:sz="0" w:space="0" w:color="000000"/>
-                <w:left w:val="none" w:sz="0" w:space="0" w:color="000000"/>
-                <w:right w:val="none" w:sz="0" w:space="0" w:color="000000"/>
-              </w:pBdr>
-              <w:spacing w:after="100" w:before="100" w:line="240"/>
-              <w:ind w:left="100" w:right="100" w:firstLine="0" w:firstLineChars="0"/>
-              <w:rPr>
-                <w:rFonts w:ascii="Arial" w:hAnsi="Arial" w:eastAsia="Arial" w:cs="Arial"/>
-                <w:i w:val="false"/>
-                <w:b w:val="false"/>
-                <w:u w:val="none"/>
-                <w:strike w:val="false"/>
-                <w:sz w:val="22"/>
-                <w:szCs w:val="22"/>
-                <w:color w:val="000000"/>
-              </w:rPr>
-            </w:pPr>
-            <w:r>
-              <w:rPr>
-                <w:rFonts w:ascii="Arial" w:hAnsi="Arial" w:eastAsia="Arial" w:cs="Arial"/>
-                <w:i w:val="false"/>
-                <w:b w:val="false"/>
-                <w:u w:val="none"/>
-                <w:strike w:val="false"/>
-                <w:sz w:val="22"/>
-                <w:szCs w:val="22"/>
-                <w:color w:val="000000"/>
-              </w:rPr>
-              <w:t xml:space="preserve">4.859</w:t>
-            </w:r>
-          </w:p>
-        </w:tc>
-        <w:tc>
-          <w:tcPr>
-            <w:tcBorders>
-              <w:bottom w:val="none" w:sz="0" w:space="0" w:color="000000"/>
-              <w:top w:val="none" w:sz="0" w:space="0" w:color="000000"/>
-              <w:left w:val="none" w:sz="0" w:space="0" w:color="000000"/>
-              <w:right w:val="none" w:sz="0" w:space="0" w:color="000000"/>
-            </w:tcBorders>
-            <w:shd w:val="clear" w:color="auto" w:fill="FFFFFF"/>
-            <w:tcMar>
-              <w:top w:w="0" w:type="dxa"/>
-              <w:bottom w:w="0" w:type="dxa"/>
-              <w:left w:w="0" w:type="dxa"/>
-              <w:right w:w="0" w:type="dxa"/>
-            </w:tcMar>
-            <w:vAlign w:val="center"/>
-          </w:tcPr>
-          <w:p>
-            <w:pPr>
-              <w:pStyle w:val="Normal"/>
-              <w:jc w:val="right"/>
-              <w:pBdr>
-                <w:bottom w:val="none" w:sz="0" w:space="0" w:color="000000"/>
-                <w:top w:val="none" w:sz="0" w:space="0" w:color="000000"/>
-                <w:left w:val="none" w:sz="0" w:space="0" w:color="000000"/>
-                <w:right w:val="none" w:sz="0" w:space="0" w:color="000000"/>
-              </w:pBdr>
-              <w:spacing w:after="100" w:before="100" w:line="240"/>
-              <w:ind w:left="100" w:right="100" w:firstLine="0" w:firstLineChars="0"/>
-              <w:rPr>
-                <w:rFonts w:ascii="Arial" w:hAnsi="Arial" w:eastAsia="Arial" w:cs="Arial"/>
-                <w:i w:val="false"/>
-                <w:b w:val="false"/>
-                <w:u w:val="none"/>
-                <w:strike w:val="false"/>
-                <w:sz w:val="22"/>
-                <w:szCs w:val="22"/>
-                <w:color w:val="000000"/>
-              </w:rPr>
-            </w:pPr>
-            <w:r>
-              <w:rPr>
-                <w:rFonts w:ascii="Arial" w:hAnsi="Arial" w:eastAsia="Arial" w:cs="Arial"/>
-                <w:i w:val="false"/>
-                <w:b w:val="false"/>
-                <w:u w:val="none"/>
-                <w:strike w:val="false"/>
-                <w:sz w:val="22"/>
-                <w:szCs w:val="22"/>
-                <w:color w:val="000000"/>
-              </w:rPr>
-              <w:t xml:space="preserve">7.184</w:t>
+              <w:t xml:space="preserve">6.011</w:t>
+            </w:r>
+          </w:p>
+        </w:tc>
+        <w:tc>
+          <w:tcPr>
+            <w:tcBorders>
+              <w:bottom w:val="none" w:sz="0" w:space="0" w:color="000000"/>
+              <w:top w:val="none" w:sz="0" w:space="0" w:color="000000"/>
+              <w:left w:val="none" w:sz="0" w:space="0" w:color="000000"/>
+              <w:right w:val="none" w:sz="0" w:space="0" w:color="000000"/>
+            </w:tcBorders>
+            <w:shd w:val="clear" w:color="auto" w:fill="FFFFFF"/>
+            <w:tcMar>
+              <w:top w:w="0" w:type="dxa"/>
+              <w:bottom w:w="0" w:type="dxa"/>
+              <w:left w:w="0" w:type="dxa"/>
+              <w:right w:w="0" w:type="dxa"/>
+            </w:tcMar>
+            <w:vAlign w:val="center"/>
+          </w:tcPr>
+          <w:p>
+            <w:pPr>
+              <w:pStyle w:val="Normal"/>
+              <w:jc w:val="right"/>
+              <w:pBdr>
+                <w:bottom w:val="none" w:sz="0" w:space="0" w:color="000000"/>
+                <w:top w:val="none" w:sz="0" w:space="0" w:color="000000"/>
+                <w:left w:val="none" w:sz="0" w:space="0" w:color="000000"/>
+                <w:right w:val="none" w:sz="0" w:space="0" w:color="000000"/>
+              </w:pBdr>
+              <w:spacing w:after="100" w:before="100" w:line="240"/>
+              <w:ind w:left="100" w:right="100" w:firstLine="0" w:firstLineChars="0"/>
+              <w:rPr>
+                <w:rFonts w:ascii="Arial" w:hAnsi="Arial" w:eastAsia="Arial" w:cs="Arial"/>
+                <w:i w:val="false"/>
+                <w:b w:val="false"/>
+                <w:u w:val="none"/>
+                <w:strike w:val="false"/>
+                <w:sz w:val="22"/>
+                <w:szCs w:val="22"/>
+                <w:color w:val="000000"/>
+              </w:rPr>
+            </w:pPr>
+            <w:r>
+              <w:rPr>
+                <w:rFonts w:ascii="Arial" w:hAnsi="Arial" w:eastAsia="Arial" w:cs="Arial"/>
+                <w:i w:val="false"/>
+                <w:b w:val="false"/>
+                <w:u w:val="none"/>
+                <w:strike w:val="false"/>
+                <w:sz w:val="22"/>
+                <w:szCs w:val="22"/>
+                <w:color w:val="000000"/>
+              </w:rPr>
+              <w:t xml:space="preserve">4.847</w:t>
+            </w:r>
+          </w:p>
+        </w:tc>
+        <w:tc>
+          <w:tcPr>
+            <w:tcBorders>
+              <w:bottom w:val="none" w:sz="0" w:space="0" w:color="000000"/>
+              <w:top w:val="none" w:sz="0" w:space="0" w:color="000000"/>
+              <w:left w:val="none" w:sz="0" w:space="0" w:color="000000"/>
+              <w:right w:val="none" w:sz="0" w:space="0" w:color="000000"/>
+            </w:tcBorders>
+            <w:shd w:val="clear" w:color="auto" w:fill="FFFFFF"/>
+            <w:tcMar>
+              <w:top w:w="0" w:type="dxa"/>
+              <w:bottom w:w="0" w:type="dxa"/>
+              <w:left w:w="0" w:type="dxa"/>
+              <w:right w:w="0" w:type="dxa"/>
+            </w:tcMar>
+            <w:vAlign w:val="center"/>
+          </w:tcPr>
+          <w:p>
+            <w:pPr>
+              <w:pStyle w:val="Normal"/>
+              <w:jc w:val="right"/>
+              <w:pBdr>
+                <w:bottom w:val="none" w:sz="0" w:space="0" w:color="000000"/>
+                <w:top w:val="none" w:sz="0" w:space="0" w:color="000000"/>
+                <w:left w:val="none" w:sz="0" w:space="0" w:color="000000"/>
+                <w:right w:val="none" w:sz="0" w:space="0" w:color="000000"/>
+              </w:pBdr>
+              <w:spacing w:after="100" w:before="100" w:line="240"/>
+              <w:ind w:left="100" w:right="100" w:firstLine="0" w:firstLineChars="0"/>
+              <w:rPr>
+                <w:rFonts w:ascii="Arial" w:hAnsi="Arial" w:eastAsia="Arial" w:cs="Arial"/>
+                <w:i w:val="false"/>
+                <w:b w:val="false"/>
+                <w:u w:val="none"/>
+                <w:strike w:val="false"/>
+                <w:sz w:val="22"/>
+                <w:szCs w:val="22"/>
+                <w:color w:val="000000"/>
+              </w:rPr>
+            </w:pPr>
+            <w:r>
+              <w:rPr>
+                <w:rFonts w:ascii="Arial" w:hAnsi="Arial" w:eastAsia="Arial" w:cs="Arial"/>
+                <w:i w:val="false"/>
+                <w:b w:val="false"/>
+                <w:u w:val="none"/>
+                <w:strike w:val="false"/>
+                <w:sz w:val="22"/>
+                <w:szCs w:val="22"/>
+                <w:color w:val="000000"/>
+              </w:rPr>
+              <w:t xml:space="preserve">7.174</w:t>
             </w:r>
           </w:p>
         </w:tc>
@@ -6041,7 +6041,7 @@
                 <w:szCs w:val="22"/>
                 <w:color w:val="000000"/>
               </w:rPr>
-              <w:t xml:space="preserve">50,183</w:t>
+              <w:t xml:space="preserve">50,184</w:t>
             </w:r>
           </w:p>
         </w:tc>
@@ -6211,117 +6211,117 @@
                 <w:szCs w:val="22"/>
                 <w:color w:val="000000"/>
               </w:rPr>
-              <w:t xml:space="preserve">-1.921</w:t>
-            </w:r>
-          </w:p>
-        </w:tc>
-        <w:tc>
-          <w:tcPr>
-            <w:tcBorders>
-              <w:bottom w:val="none" w:sz="0" w:space="0" w:color="000000"/>
-              <w:top w:val="none" w:sz="0" w:space="0" w:color="000000"/>
-              <w:left w:val="none" w:sz="0" w:space="0" w:color="000000"/>
-              <w:right w:val="none" w:sz="0" w:space="0" w:color="000000"/>
-            </w:tcBorders>
-            <w:shd w:val="clear" w:color="auto" w:fill="FFFFFF"/>
-            <w:tcMar>
-              <w:top w:w="0" w:type="dxa"/>
-              <w:bottom w:w="0" w:type="dxa"/>
-              <w:left w:w="0" w:type="dxa"/>
-              <w:right w:w="0" w:type="dxa"/>
-            </w:tcMar>
-            <w:vAlign w:val="center"/>
-          </w:tcPr>
-          <w:p>
-            <w:pPr>
-              <w:pStyle w:val="Normal"/>
-              <w:jc w:val="right"/>
-              <w:pBdr>
-                <w:bottom w:val="none" w:sz="0" w:space="0" w:color="000000"/>
-                <w:top w:val="none" w:sz="0" w:space="0" w:color="000000"/>
-                <w:left w:val="none" w:sz="0" w:space="0" w:color="000000"/>
-                <w:right w:val="none" w:sz="0" w:space="0" w:color="000000"/>
-              </w:pBdr>
-              <w:spacing w:after="100" w:before="100" w:line="240"/>
-              <w:ind w:left="100" w:right="100" w:firstLine="0" w:firstLineChars="0"/>
-              <w:rPr>
-                <w:rFonts w:ascii="Arial" w:hAnsi="Arial" w:eastAsia="Arial" w:cs="Arial"/>
-                <w:i w:val="false"/>
-                <w:b w:val="false"/>
-                <w:u w:val="none"/>
-                <w:strike w:val="false"/>
-                <w:sz w:val="22"/>
-                <w:szCs w:val="22"/>
-                <w:color w:val="000000"/>
-              </w:rPr>
-            </w:pPr>
-            <w:r>
-              <w:rPr>
-                <w:rFonts w:ascii="Arial" w:hAnsi="Arial" w:eastAsia="Arial" w:cs="Arial"/>
-                <w:i w:val="false"/>
-                <w:b w:val="false"/>
-                <w:u w:val="none"/>
-                <w:strike w:val="false"/>
-                <w:sz w:val="22"/>
-                <w:szCs w:val="22"/>
-                <w:color w:val="000000"/>
-              </w:rPr>
-              <w:t xml:space="preserve">-2.674</w:t>
-            </w:r>
-          </w:p>
-        </w:tc>
-        <w:tc>
-          <w:tcPr>
-            <w:tcBorders>
-              <w:bottom w:val="none" w:sz="0" w:space="0" w:color="000000"/>
-              <w:top w:val="none" w:sz="0" w:space="0" w:color="000000"/>
-              <w:left w:val="none" w:sz="0" w:space="0" w:color="000000"/>
-              <w:right w:val="none" w:sz="0" w:space="0" w:color="000000"/>
-            </w:tcBorders>
-            <w:shd w:val="clear" w:color="auto" w:fill="FFFFFF"/>
-            <w:tcMar>
-              <w:top w:w="0" w:type="dxa"/>
-              <w:bottom w:w="0" w:type="dxa"/>
-              <w:left w:w="0" w:type="dxa"/>
-              <w:right w:w="0" w:type="dxa"/>
-            </w:tcMar>
-            <w:vAlign w:val="center"/>
-          </w:tcPr>
-          <w:p>
-            <w:pPr>
-              <w:pStyle w:val="Normal"/>
-              <w:jc w:val="right"/>
-              <w:pBdr>
-                <w:bottom w:val="none" w:sz="0" w:space="0" w:color="000000"/>
-                <w:top w:val="none" w:sz="0" w:space="0" w:color="000000"/>
-                <w:left w:val="none" w:sz="0" w:space="0" w:color="000000"/>
-                <w:right w:val="none" w:sz="0" w:space="0" w:color="000000"/>
-              </w:pBdr>
-              <w:spacing w:after="100" w:before="100" w:line="240"/>
-              <w:ind w:left="100" w:right="100" w:firstLine="0" w:firstLineChars="0"/>
-              <w:rPr>
-                <w:rFonts w:ascii="Arial" w:hAnsi="Arial" w:eastAsia="Arial" w:cs="Arial"/>
-                <w:i w:val="false"/>
-                <w:b w:val="false"/>
-                <w:u w:val="none"/>
-                <w:strike w:val="false"/>
-                <w:sz w:val="22"/>
-                <w:szCs w:val="22"/>
-                <w:color w:val="000000"/>
-              </w:rPr>
-            </w:pPr>
-            <w:r>
-              <w:rPr>
-                <w:rFonts w:ascii="Arial" w:hAnsi="Arial" w:eastAsia="Arial" w:cs="Arial"/>
-                <w:i w:val="false"/>
-                <w:b w:val="false"/>
-                <w:u w:val="none"/>
-                <w:strike w:val="false"/>
-                <w:sz w:val="22"/>
-                <w:szCs w:val="22"/>
-                <w:color w:val="000000"/>
-              </w:rPr>
-              <w:t xml:space="preserve">-1.168</w:t>
+              <w:t xml:space="preserve">-1.836</w:t>
+            </w:r>
+          </w:p>
+        </w:tc>
+        <w:tc>
+          <w:tcPr>
+            <w:tcBorders>
+              <w:bottom w:val="none" w:sz="0" w:space="0" w:color="000000"/>
+              <w:top w:val="none" w:sz="0" w:space="0" w:color="000000"/>
+              <w:left w:val="none" w:sz="0" w:space="0" w:color="000000"/>
+              <w:right w:val="none" w:sz="0" w:space="0" w:color="000000"/>
+            </w:tcBorders>
+            <w:shd w:val="clear" w:color="auto" w:fill="FFFFFF"/>
+            <w:tcMar>
+              <w:top w:w="0" w:type="dxa"/>
+              <w:bottom w:w="0" w:type="dxa"/>
+              <w:left w:w="0" w:type="dxa"/>
+              <w:right w:w="0" w:type="dxa"/>
+            </w:tcMar>
+            <w:vAlign w:val="center"/>
+          </w:tcPr>
+          <w:p>
+            <w:pPr>
+              <w:pStyle w:val="Normal"/>
+              <w:jc w:val="right"/>
+              <w:pBdr>
+                <w:bottom w:val="none" w:sz="0" w:space="0" w:color="000000"/>
+                <w:top w:val="none" w:sz="0" w:space="0" w:color="000000"/>
+                <w:left w:val="none" w:sz="0" w:space="0" w:color="000000"/>
+                <w:right w:val="none" w:sz="0" w:space="0" w:color="000000"/>
+              </w:pBdr>
+              <w:spacing w:after="100" w:before="100" w:line="240"/>
+              <w:ind w:left="100" w:right="100" w:firstLine="0" w:firstLineChars="0"/>
+              <w:rPr>
+                <w:rFonts w:ascii="Arial" w:hAnsi="Arial" w:eastAsia="Arial" w:cs="Arial"/>
+                <w:i w:val="false"/>
+                <w:b w:val="false"/>
+                <w:u w:val="none"/>
+                <w:strike w:val="false"/>
+                <w:sz w:val="22"/>
+                <w:szCs w:val="22"/>
+                <w:color w:val="000000"/>
+              </w:rPr>
+            </w:pPr>
+            <w:r>
+              <w:rPr>
+                <w:rFonts w:ascii="Arial" w:hAnsi="Arial" w:eastAsia="Arial" w:cs="Arial"/>
+                <w:i w:val="false"/>
+                <w:b w:val="false"/>
+                <w:u w:val="none"/>
+                <w:strike w:val="false"/>
+                <w:sz w:val="22"/>
+                <w:szCs w:val="22"/>
+                <w:color w:val="000000"/>
+              </w:rPr>
+              <w:t xml:space="preserve">-2.591</w:t>
+            </w:r>
+          </w:p>
+        </w:tc>
+        <w:tc>
+          <w:tcPr>
+            <w:tcBorders>
+              <w:bottom w:val="none" w:sz="0" w:space="0" w:color="000000"/>
+              <w:top w:val="none" w:sz="0" w:space="0" w:color="000000"/>
+              <w:left w:val="none" w:sz="0" w:space="0" w:color="000000"/>
+              <w:right w:val="none" w:sz="0" w:space="0" w:color="000000"/>
+            </w:tcBorders>
+            <w:shd w:val="clear" w:color="auto" w:fill="FFFFFF"/>
+            <w:tcMar>
+              <w:top w:w="0" w:type="dxa"/>
+              <w:bottom w:w="0" w:type="dxa"/>
+              <w:left w:w="0" w:type="dxa"/>
+              <w:right w:w="0" w:type="dxa"/>
+            </w:tcMar>
+            <w:vAlign w:val="center"/>
+          </w:tcPr>
+          <w:p>
+            <w:pPr>
+              <w:pStyle w:val="Normal"/>
+              <w:jc w:val="right"/>
+              <w:pBdr>
+                <w:bottom w:val="none" w:sz="0" w:space="0" w:color="000000"/>
+                <w:top w:val="none" w:sz="0" w:space="0" w:color="000000"/>
+                <w:left w:val="none" w:sz="0" w:space="0" w:color="000000"/>
+                <w:right w:val="none" w:sz="0" w:space="0" w:color="000000"/>
+              </w:pBdr>
+              <w:spacing w:after="100" w:before="100" w:line="240"/>
+              <w:ind w:left="100" w:right="100" w:firstLine="0" w:firstLineChars="0"/>
+              <w:rPr>
+                <w:rFonts w:ascii="Arial" w:hAnsi="Arial" w:eastAsia="Arial" w:cs="Arial"/>
+                <w:i w:val="false"/>
+                <w:b w:val="false"/>
+                <w:u w:val="none"/>
+                <w:strike w:val="false"/>
+                <w:sz w:val="22"/>
+                <w:szCs w:val="22"/>
+                <w:color w:val="000000"/>
+              </w:rPr>
+            </w:pPr>
+            <w:r>
+              <w:rPr>
+                <w:rFonts w:ascii="Arial" w:hAnsi="Arial" w:eastAsia="Arial" w:cs="Arial"/>
+                <w:i w:val="false"/>
+                <w:b w:val="false"/>
+                <w:u w:val="none"/>
+                <w:strike w:val="false"/>
+                <w:sz w:val="22"/>
+                <w:szCs w:val="22"/>
+                <w:color w:val="000000"/>
+              </w:rPr>
+              <w:t xml:space="preserve">-1.081</w:t>
             </w:r>
           </w:p>
         </w:tc>
@@ -6541,7 +6541,7 @@
                 <w:szCs w:val="22"/>
                 <w:color w:val="000000"/>
               </w:rPr>
-              <w:t xml:space="preserve">50,183</w:t>
+              <w:t xml:space="preserve">50,184</w:t>
             </w:r>
           </w:p>
         </w:tc>
@@ -6711,117 +6711,117 @@
                 <w:szCs w:val="22"/>
                 <w:color w:val="000000"/>
               </w:rPr>
-              <w:t xml:space="preserve">10.886</w:t>
-            </w:r>
-          </w:p>
-        </w:tc>
-        <w:tc>
-          <w:tcPr>
-            <w:tcBorders>
-              <w:bottom w:val="none" w:sz="0" w:space="0" w:color="000000"/>
-              <w:top w:val="none" w:sz="0" w:space="0" w:color="000000"/>
-              <w:left w:val="none" w:sz="0" w:space="0" w:color="000000"/>
-              <w:right w:val="none" w:sz="0" w:space="0" w:color="000000"/>
-            </w:tcBorders>
-            <w:shd w:val="clear" w:color="auto" w:fill="FFFFFF"/>
-            <w:tcMar>
-              <w:top w:w="0" w:type="dxa"/>
-              <w:bottom w:w="0" w:type="dxa"/>
-              <w:left w:w="0" w:type="dxa"/>
-              <w:right w:w="0" w:type="dxa"/>
-            </w:tcMar>
-            <w:vAlign w:val="center"/>
-          </w:tcPr>
-          <w:p>
-            <w:pPr>
-              <w:pStyle w:val="Normal"/>
-              <w:jc w:val="right"/>
-              <w:pBdr>
-                <w:bottom w:val="none" w:sz="0" w:space="0" w:color="000000"/>
-                <w:top w:val="none" w:sz="0" w:space="0" w:color="000000"/>
-                <w:left w:val="none" w:sz="0" w:space="0" w:color="000000"/>
-                <w:right w:val="none" w:sz="0" w:space="0" w:color="000000"/>
-              </w:pBdr>
-              <w:spacing w:after="100" w:before="100" w:line="240"/>
-              <w:ind w:left="100" w:right="100" w:firstLine="0" w:firstLineChars="0"/>
-              <w:rPr>
-                <w:rFonts w:ascii="Arial" w:hAnsi="Arial" w:eastAsia="Arial" w:cs="Arial"/>
-                <w:i w:val="false"/>
-                <w:b w:val="false"/>
-                <w:u w:val="none"/>
-                <w:strike w:val="false"/>
-                <w:sz w:val="22"/>
-                <w:szCs w:val="22"/>
-                <w:color w:val="000000"/>
-              </w:rPr>
-            </w:pPr>
-            <w:r>
-              <w:rPr>
-                <w:rFonts w:ascii="Arial" w:hAnsi="Arial" w:eastAsia="Arial" w:cs="Arial"/>
-                <w:i w:val="false"/>
-                <w:b w:val="false"/>
-                <w:u w:val="none"/>
-                <w:strike w:val="false"/>
-                <w:sz w:val="22"/>
-                <w:szCs w:val="22"/>
-                <w:color w:val="000000"/>
-              </w:rPr>
-              <w:t xml:space="preserve">9.519</w:t>
-            </w:r>
-          </w:p>
-        </w:tc>
-        <w:tc>
-          <w:tcPr>
-            <w:tcBorders>
-              <w:bottom w:val="none" w:sz="0" w:space="0" w:color="000000"/>
-              <w:top w:val="none" w:sz="0" w:space="0" w:color="000000"/>
-              <w:left w:val="none" w:sz="0" w:space="0" w:color="000000"/>
-              <w:right w:val="none" w:sz="0" w:space="0" w:color="000000"/>
-            </w:tcBorders>
-            <w:shd w:val="clear" w:color="auto" w:fill="FFFFFF"/>
-            <w:tcMar>
-              <w:top w:w="0" w:type="dxa"/>
-              <w:bottom w:w="0" w:type="dxa"/>
-              <w:left w:w="0" w:type="dxa"/>
-              <w:right w:w="0" w:type="dxa"/>
-            </w:tcMar>
-            <w:vAlign w:val="center"/>
-          </w:tcPr>
-          <w:p>
-            <w:pPr>
-              <w:pStyle w:val="Normal"/>
-              <w:jc w:val="right"/>
-              <w:pBdr>
-                <w:bottom w:val="none" w:sz="0" w:space="0" w:color="000000"/>
-                <w:top w:val="none" w:sz="0" w:space="0" w:color="000000"/>
-                <w:left w:val="none" w:sz="0" w:space="0" w:color="000000"/>
-                <w:right w:val="none" w:sz="0" w:space="0" w:color="000000"/>
-              </w:pBdr>
-              <w:spacing w:after="100" w:before="100" w:line="240"/>
-              <w:ind w:left="100" w:right="100" w:firstLine="0" w:firstLineChars="0"/>
-              <w:rPr>
-                <w:rFonts w:ascii="Arial" w:hAnsi="Arial" w:eastAsia="Arial" w:cs="Arial"/>
-                <w:i w:val="false"/>
-                <w:b w:val="false"/>
-                <w:u w:val="none"/>
-                <w:strike w:val="false"/>
-                <w:sz w:val="22"/>
-                <w:szCs w:val="22"/>
-                <w:color w:val="000000"/>
-              </w:rPr>
-            </w:pPr>
-            <w:r>
-              <w:rPr>
-                <w:rFonts w:ascii="Arial" w:hAnsi="Arial" w:eastAsia="Arial" w:cs="Arial"/>
-                <w:i w:val="false"/>
-                <w:b w:val="false"/>
-                <w:u w:val="none"/>
-                <w:strike w:val="false"/>
-                <w:sz w:val="22"/>
-                <w:szCs w:val="22"/>
-                <w:color w:val="000000"/>
-              </w:rPr>
-              <w:t xml:space="preserve">12.252</w:t>
+              <w:t xml:space="preserve">10.907</w:t>
+            </w:r>
+          </w:p>
+        </w:tc>
+        <w:tc>
+          <w:tcPr>
+            <w:tcBorders>
+              <w:bottom w:val="none" w:sz="0" w:space="0" w:color="000000"/>
+              <w:top w:val="none" w:sz="0" w:space="0" w:color="000000"/>
+              <w:left w:val="none" w:sz="0" w:space="0" w:color="000000"/>
+              <w:right w:val="none" w:sz="0" w:space="0" w:color="000000"/>
+            </w:tcBorders>
+            <w:shd w:val="clear" w:color="auto" w:fill="FFFFFF"/>
+            <w:tcMar>
+              <w:top w:w="0" w:type="dxa"/>
+              <w:bottom w:w="0" w:type="dxa"/>
+              <w:left w:w="0" w:type="dxa"/>
+              <w:right w:w="0" w:type="dxa"/>
+            </w:tcMar>
+            <w:vAlign w:val="center"/>
+          </w:tcPr>
+          <w:p>
+            <w:pPr>
+              <w:pStyle w:val="Normal"/>
+              <w:jc w:val="right"/>
+              <w:pBdr>
+                <w:bottom w:val="none" w:sz="0" w:space="0" w:color="000000"/>
+                <w:top w:val="none" w:sz="0" w:space="0" w:color="000000"/>
+                <w:left w:val="none" w:sz="0" w:space="0" w:color="000000"/>
+                <w:right w:val="none" w:sz="0" w:space="0" w:color="000000"/>
+              </w:pBdr>
+              <w:spacing w:after="100" w:before="100" w:line="240"/>
+              <w:ind w:left="100" w:right="100" w:firstLine="0" w:firstLineChars="0"/>
+              <w:rPr>
+                <w:rFonts w:ascii="Arial" w:hAnsi="Arial" w:eastAsia="Arial" w:cs="Arial"/>
+                <w:i w:val="false"/>
+                <w:b w:val="false"/>
+                <w:u w:val="none"/>
+                <w:strike w:val="false"/>
+                <w:sz w:val="22"/>
+                <w:szCs w:val="22"/>
+                <w:color w:val="000000"/>
+              </w:rPr>
+            </w:pPr>
+            <w:r>
+              <w:rPr>
+                <w:rFonts w:ascii="Arial" w:hAnsi="Arial" w:eastAsia="Arial" w:cs="Arial"/>
+                <w:i w:val="false"/>
+                <w:b w:val="false"/>
+                <w:u w:val="none"/>
+                <w:strike w:val="false"/>
+                <w:sz w:val="22"/>
+                <w:szCs w:val="22"/>
+                <w:color w:val="000000"/>
+              </w:rPr>
+              <w:t xml:space="preserve">9.538</w:t>
+            </w:r>
+          </w:p>
+        </w:tc>
+        <w:tc>
+          <w:tcPr>
+            <w:tcBorders>
+              <w:bottom w:val="none" w:sz="0" w:space="0" w:color="000000"/>
+              <w:top w:val="none" w:sz="0" w:space="0" w:color="000000"/>
+              <w:left w:val="none" w:sz="0" w:space="0" w:color="000000"/>
+              <w:right w:val="none" w:sz="0" w:space="0" w:color="000000"/>
+            </w:tcBorders>
+            <w:shd w:val="clear" w:color="auto" w:fill="FFFFFF"/>
+            <w:tcMar>
+              <w:top w:w="0" w:type="dxa"/>
+              <w:bottom w:w="0" w:type="dxa"/>
+              <w:left w:w="0" w:type="dxa"/>
+              <w:right w:w="0" w:type="dxa"/>
+            </w:tcMar>
+            <w:vAlign w:val="center"/>
+          </w:tcPr>
+          <w:p>
+            <w:pPr>
+              <w:pStyle w:val="Normal"/>
+              <w:jc w:val="right"/>
+              <w:pBdr>
+                <w:bottom w:val="none" w:sz="0" w:space="0" w:color="000000"/>
+                <w:top w:val="none" w:sz="0" w:space="0" w:color="000000"/>
+                <w:left w:val="none" w:sz="0" w:space="0" w:color="000000"/>
+                <w:right w:val="none" w:sz="0" w:space="0" w:color="000000"/>
+              </w:pBdr>
+              <w:spacing w:after="100" w:before="100" w:line="240"/>
+              <w:ind w:left="100" w:right="100" w:firstLine="0" w:firstLineChars="0"/>
+              <w:rPr>
+                <w:rFonts w:ascii="Arial" w:hAnsi="Arial" w:eastAsia="Arial" w:cs="Arial"/>
+                <w:i w:val="false"/>
+                <w:b w:val="false"/>
+                <w:u w:val="none"/>
+                <w:strike w:val="false"/>
+                <w:sz w:val="22"/>
+                <w:szCs w:val="22"/>
+                <w:color w:val="000000"/>
+              </w:rPr>
+            </w:pPr>
+            <w:r>
+              <w:rPr>
+                <w:rFonts w:ascii="Arial" w:hAnsi="Arial" w:eastAsia="Arial" w:cs="Arial"/>
+                <w:i w:val="false"/>
+                <w:b w:val="false"/>
+                <w:u w:val="none"/>
+                <w:strike w:val="false"/>
+                <w:sz w:val="22"/>
+                <w:szCs w:val="22"/>
+                <w:color w:val="000000"/>
+              </w:rPr>
+              <w:t xml:space="preserve">12.276</w:t>
             </w:r>
           </w:p>
         </w:tc>
@@ -7041,7 +7041,7 @@
                 <w:szCs w:val="22"/>
                 <w:color w:val="000000"/>
               </w:rPr>
-              <w:t xml:space="preserve">53,971</w:t>
+              <w:t xml:space="preserve">53,972</w:t>
             </w:r>
           </w:p>
         </w:tc>
@@ -7211,117 +7211,117 @@
                 <w:szCs w:val="22"/>
                 <w:color w:val="000000"/>
               </w:rPr>
-              <w:t xml:space="preserve">12.380</w:t>
-            </w:r>
-          </w:p>
-        </w:tc>
-        <w:tc>
-          <w:tcPr>
-            <w:tcBorders>
-              <w:bottom w:val="none" w:sz="0" w:space="0" w:color="000000"/>
-              <w:top w:val="none" w:sz="0" w:space="0" w:color="000000"/>
-              <w:left w:val="none" w:sz="0" w:space="0" w:color="000000"/>
-              <w:right w:val="none" w:sz="0" w:space="0" w:color="000000"/>
-            </w:tcBorders>
-            <w:shd w:val="clear" w:color="auto" w:fill="FFFFFF"/>
-            <w:tcMar>
-              <w:top w:w="0" w:type="dxa"/>
-              <w:bottom w:w="0" w:type="dxa"/>
-              <w:left w:w="0" w:type="dxa"/>
-              <w:right w:w="0" w:type="dxa"/>
-            </w:tcMar>
-            <w:vAlign w:val="center"/>
-          </w:tcPr>
-          <w:p>
-            <w:pPr>
-              <w:pStyle w:val="Normal"/>
-              <w:jc w:val="right"/>
-              <w:pBdr>
-                <w:bottom w:val="none" w:sz="0" w:space="0" w:color="000000"/>
-                <w:top w:val="none" w:sz="0" w:space="0" w:color="000000"/>
-                <w:left w:val="none" w:sz="0" w:space="0" w:color="000000"/>
-                <w:right w:val="none" w:sz="0" w:space="0" w:color="000000"/>
-              </w:pBdr>
-              <w:spacing w:after="100" w:before="100" w:line="240"/>
-              <w:ind w:left="100" w:right="100" w:firstLine="0" w:firstLineChars="0"/>
-              <w:rPr>
-                <w:rFonts w:ascii="Arial" w:hAnsi="Arial" w:eastAsia="Arial" w:cs="Arial"/>
-                <w:i w:val="false"/>
-                <w:b w:val="false"/>
-                <w:u w:val="none"/>
-                <w:strike w:val="false"/>
-                <w:sz w:val="22"/>
-                <w:szCs w:val="22"/>
-                <w:color w:val="000000"/>
-              </w:rPr>
-            </w:pPr>
-            <w:r>
-              <w:rPr>
-                <w:rFonts w:ascii="Arial" w:hAnsi="Arial" w:eastAsia="Arial" w:cs="Arial"/>
-                <w:i w:val="false"/>
-                <w:b w:val="false"/>
-                <w:u w:val="none"/>
-                <w:strike w:val="false"/>
-                <w:sz w:val="22"/>
-                <w:szCs w:val="22"/>
-                <w:color w:val="000000"/>
-              </w:rPr>
-              <w:t xml:space="preserve">10.973</w:t>
-            </w:r>
-          </w:p>
-        </w:tc>
-        <w:tc>
-          <w:tcPr>
-            <w:tcBorders>
-              <w:bottom w:val="none" w:sz="0" w:space="0" w:color="000000"/>
-              <w:top w:val="none" w:sz="0" w:space="0" w:color="000000"/>
-              <w:left w:val="none" w:sz="0" w:space="0" w:color="000000"/>
-              <w:right w:val="none" w:sz="0" w:space="0" w:color="000000"/>
-            </w:tcBorders>
-            <w:shd w:val="clear" w:color="auto" w:fill="FFFFFF"/>
-            <w:tcMar>
-              <w:top w:w="0" w:type="dxa"/>
-              <w:bottom w:w="0" w:type="dxa"/>
-              <w:left w:w="0" w:type="dxa"/>
-              <w:right w:w="0" w:type="dxa"/>
-            </w:tcMar>
-            <w:vAlign w:val="center"/>
-          </w:tcPr>
-          <w:p>
-            <w:pPr>
-              <w:pStyle w:val="Normal"/>
-              <w:jc w:val="right"/>
-              <w:pBdr>
-                <w:bottom w:val="none" w:sz="0" w:space="0" w:color="000000"/>
-                <w:top w:val="none" w:sz="0" w:space="0" w:color="000000"/>
-                <w:left w:val="none" w:sz="0" w:space="0" w:color="000000"/>
-                <w:right w:val="none" w:sz="0" w:space="0" w:color="000000"/>
-              </w:pBdr>
-              <w:spacing w:after="100" w:before="100" w:line="240"/>
-              <w:ind w:left="100" w:right="100" w:firstLine="0" w:firstLineChars="0"/>
-              <w:rPr>
-                <w:rFonts w:ascii="Arial" w:hAnsi="Arial" w:eastAsia="Arial" w:cs="Arial"/>
-                <w:i w:val="false"/>
-                <w:b w:val="false"/>
-                <w:u w:val="none"/>
-                <w:strike w:val="false"/>
-                <w:sz w:val="22"/>
-                <w:szCs w:val="22"/>
-                <w:color w:val="000000"/>
-              </w:rPr>
-            </w:pPr>
-            <w:r>
-              <w:rPr>
-                <w:rFonts w:ascii="Arial" w:hAnsi="Arial" w:eastAsia="Arial" w:cs="Arial"/>
-                <w:i w:val="false"/>
-                <w:b w:val="false"/>
-                <w:u w:val="none"/>
-                <w:strike w:val="false"/>
-                <w:sz w:val="22"/>
-                <w:szCs w:val="22"/>
-                <w:color w:val="000000"/>
-              </w:rPr>
-              <w:t xml:space="preserve">13.787</w:t>
+              <w:t xml:space="preserve">12.364</w:t>
+            </w:r>
+          </w:p>
+        </w:tc>
+        <w:tc>
+          <w:tcPr>
+            <w:tcBorders>
+              <w:bottom w:val="none" w:sz="0" w:space="0" w:color="000000"/>
+              <w:top w:val="none" w:sz="0" w:space="0" w:color="000000"/>
+              <w:left w:val="none" w:sz="0" w:space="0" w:color="000000"/>
+              <w:right w:val="none" w:sz="0" w:space="0" w:color="000000"/>
+            </w:tcBorders>
+            <w:shd w:val="clear" w:color="auto" w:fill="FFFFFF"/>
+            <w:tcMar>
+              <w:top w:w="0" w:type="dxa"/>
+              <w:bottom w:w="0" w:type="dxa"/>
+              <w:left w:w="0" w:type="dxa"/>
+              <w:right w:w="0" w:type="dxa"/>
+            </w:tcMar>
+            <w:vAlign w:val="center"/>
+          </w:tcPr>
+          <w:p>
+            <w:pPr>
+              <w:pStyle w:val="Normal"/>
+              <w:jc w:val="right"/>
+              <w:pBdr>
+                <w:bottom w:val="none" w:sz="0" w:space="0" w:color="000000"/>
+                <w:top w:val="none" w:sz="0" w:space="0" w:color="000000"/>
+                <w:left w:val="none" w:sz="0" w:space="0" w:color="000000"/>
+                <w:right w:val="none" w:sz="0" w:space="0" w:color="000000"/>
+              </w:pBdr>
+              <w:spacing w:after="100" w:before="100" w:line="240"/>
+              <w:ind w:left="100" w:right="100" w:firstLine="0" w:firstLineChars="0"/>
+              <w:rPr>
+                <w:rFonts w:ascii="Arial" w:hAnsi="Arial" w:eastAsia="Arial" w:cs="Arial"/>
+                <w:i w:val="false"/>
+                <w:b w:val="false"/>
+                <w:u w:val="none"/>
+                <w:strike w:val="false"/>
+                <w:sz w:val="22"/>
+                <w:szCs w:val="22"/>
+                <w:color w:val="000000"/>
+              </w:rPr>
+            </w:pPr>
+            <w:r>
+              <w:rPr>
+                <w:rFonts w:ascii="Arial" w:hAnsi="Arial" w:eastAsia="Arial" w:cs="Arial"/>
+                <w:i w:val="false"/>
+                <w:b w:val="false"/>
+                <w:u w:val="none"/>
+                <w:strike w:val="false"/>
+                <w:sz w:val="22"/>
+                <w:szCs w:val="22"/>
+                <w:color w:val="000000"/>
+              </w:rPr>
+              <w:t xml:space="preserve">10.958</w:t>
+            </w:r>
+          </w:p>
+        </w:tc>
+        <w:tc>
+          <w:tcPr>
+            <w:tcBorders>
+              <w:bottom w:val="none" w:sz="0" w:space="0" w:color="000000"/>
+              <w:top w:val="none" w:sz="0" w:space="0" w:color="000000"/>
+              <w:left w:val="none" w:sz="0" w:space="0" w:color="000000"/>
+              <w:right w:val="none" w:sz="0" w:space="0" w:color="000000"/>
+            </w:tcBorders>
+            <w:shd w:val="clear" w:color="auto" w:fill="FFFFFF"/>
+            <w:tcMar>
+              <w:top w:w="0" w:type="dxa"/>
+              <w:bottom w:w="0" w:type="dxa"/>
+              <w:left w:w="0" w:type="dxa"/>
+              <w:right w:w="0" w:type="dxa"/>
+            </w:tcMar>
+            <w:vAlign w:val="center"/>
+          </w:tcPr>
+          <w:p>
+            <w:pPr>
+              <w:pStyle w:val="Normal"/>
+              <w:jc w:val="right"/>
+              <w:pBdr>
+                <w:bottom w:val="none" w:sz="0" w:space="0" w:color="000000"/>
+                <w:top w:val="none" w:sz="0" w:space="0" w:color="000000"/>
+                <w:left w:val="none" w:sz="0" w:space="0" w:color="000000"/>
+                <w:right w:val="none" w:sz="0" w:space="0" w:color="000000"/>
+              </w:pBdr>
+              <w:spacing w:after="100" w:before="100" w:line="240"/>
+              <w:ind w:left="100" w:right="100" w:firstLine="0" w:firstLineChars="0"/>
+              <w:rPr>
+                <w:rFonts w:ascii="Arial" w:hAnsi="Arial" w:eastAsia="Arial" w:cs="Arial"/>
+                <w:i w:val="false"/>
+                <w:b w:val="false"/>
+                <w:u w:val="none"/>
+                <w:strike w:val="false"/>
+                <w:sz w:val="22"/>
+                <w:szCs w:val="22"/>
+                <w:color w:val="000000"/>
+              </w:rPr>
+            </w:pPr>
+            <w:r>
+              <w:rPr>
+                <w:rFonts w:ascii="Arial" w:hAnsi="Arial" w:eastAsia="Arial" w:cs="Arial"/>
+                <w:i w:val="false"/>
+                <w:b w:val="false"/>
+                <w:u w:val="none"/>
+                <w:strike w:val="false"/>
+                <w:sz w:val="22"/>
+                <w:szCs w:val="22"/>
+                <w:color w:val="000000"/>
+              </w:rPr>
+              <w:t xml:space="preserve">13.770</w:t>
             </w:r>
           </w:p>
         </w:tc>
@@ -7541,7 +7541,7 @@
                 <w:szCs w:val="22"/>
                 <w:color w:val="000000"/>
               </w:rPr>
-              <w:t xml:space="preserve">53,971</w:t>
+              <w:t xml:space="preserve">53,972</w:t>
             </w:r>
           </w:p>
         </w:tc>
@@ -7711,7 +7711,7 @@
                 <w:szCs w:val="22"/>
                 <w:color w:val="000000"/>
               </w:rPr>
-              <w:t xml:space="preserve">-2.281</w:t>
+              <w:t xml:space="preserve">-2.110</w:t>
             </w:r>
           </w:p>
         </w:tc>
@@ -7766,7 +7766,7 @@
                 <w:szCs w:val="22"/>
                 <w:color w:val="000000"/>
               </w:rPr>
-              <w:t xml:space="preserve">-3.109</w:t>
+              <w:t xml:space="preserve">-2.935</w:t>
             </w:r>
           </w:p>
         </w:tc>
@@ -7821,7 +7821,7 @@
                 <w:szCs w:val="22"/>
                 <w:color w:val="000000"/>
               </w:rPr>
-              <w:t xml:space="preserve">-1.453</w:t>
+              <w:t xml:space="preserve">-1.285</w:t>
             </w:r>
           </w:p>
         </w:tc>
@@ -8041,7 +8041,7 @@
                 <w:szCs w:val="22"/>
                 <w:color w:val="000000"/>
               </w:rPr>
-              <w:t xml:space="preserve">53,971</w:t>
+              <w:t xml:space="preserve">53,972</w:t>
             </w:r>
           </w:p>
         </w:tc>
